--- a/deliverables/taskC_assessment/TaskC_Assessment_Report.docx
+++ b/deliverables/taskC_assessment/TaskC_Assessment_Report.docx
@@ -60,11 +60,13 @@
       <w:tblPr>
         <w:tblStyle w:val="TableGrid"/>
         <w:tblW w:type="auto" w:w="0"/>
+        <w:tblLayout w:type="fixed"/>
         <w:tblLook w:firstColumn="1" w:firstRow="1" w:lastColumn="0" w:lastRow="0" w:noHBand="0" w:noVBand="1" w:val="04A0"/>
+        <w:tblLayout w:type="fixed"/>
       </w:tblPr>
       <w:tblGrid>
-        <w:gridCol w:w="4706"/>
-        <w:gridCol w:w="4706"/>
+        <w:gridCol w:w="2551"/>
+        <w:gridCol w:w="6860"/>
       </w:tblGrid>
       <w:tr>
         <w:tc>
@@ -83,7 +85,7 @@
         </w:tc>
         <w:tc>
           <w:tcPr>
-            <w:tcW w:type="dxa" w:w="6803"/>
+            <w:tcW w:type="dxa" w:w="6860"/>
           </w:tcPr>
           <w:p>
             <w:r>
@@ -109,7 +111,7 @@
         </w:tc>
         <w:tc>
           <w:tcPr>
-            <w:tcW w:type="dxa" w:w="6803"/>
+            <w:tcW w:type="dxa" w:w="6860"/>
           </w:tcPr>
           <w:p>
             <w:r>
@@ -135,7 +137,7 @@
         </w:tc>
         <w:tc>
           <w:tcPr>
-            <w:tcW w:type="dxa" w:w="6803"/>
+            <w:tcW w:type="dxa" w:w="6860"/>
           </w:tcPr>
           <w:p>
             <w:r>
@@ -161,11 +163,11 @@
         </w:tc>
         <w:tc>
           <w:tcPr>
-            <w:tcW w:type="dxa" w:w="6803"/>
+            <w:tcW w:type="dxa" w:w="6860"/>
           </w:tcPr>
           <w:p>
             <w:r>
-              <w:t>taskC_assessment/evidence/ — every number below is reproducible offline</w:t>
+              <w:t>taskC_assessment/evidence/. Every number below can be recomputed offline</w:t>
             </w:r>
           </w:p>
         </w:tc>
@@ -187,7 +189,7 @@
         </w:tc>
         <w:tc>
           <w:tcPr>
-            <w:tcW w:type="dxa" w:w="6803"/>
+            <w:tcW w:type="dxa" w:w="6860"/>
           </w:tcPr>
           <w:p>
             <w:r>
@@ -225,14 +227,16 @@
         <w:rPr>
           <w:i w:val="0"/>
         </w:rPr>
-        <w:t>I spent a working day treating the dxFeed demo service the way an L2 engineer would treat a customer complaint about data quality: pull enough history to have a statistically useful sample, rebuild every larger timeframe from the smaller one, compare against what the service serves, and then push the service with a polite, self-limiting load test. Everything was logged — URL, parameters, UTC time, latency, body hash — so any number in this report can be recomputed from disk without touching the demo again.</w:t>
+        <w:t>I spent a working day treating the dxFeed demo service the way an L2 engineer would treat a customer complaint about data quality: pull enough history to have a statistically useful sample, rebuild every larger timeframe from the smaller one, compare against what the service serves, and then push the service with a polite, self-limiting load test. Everything was logged (URL, parameters, UTC time, latency, body hash), so any number in this report can be recomputed from disk without touching the demo again.</w:t>
       </w:r>
     </w:p>
     <w:tbl>
       <w:tblPr>
         <w:tblW w:type="auto" w:w="0"/>
         <w:jc w:val="center"/>
+        <w:tblLayout w:type="fixed"/>
         <w:tblLook w:firstColumn="1" w:firstRow="1" w:lastColumn="0" w:lastRow="0" w:noHBand="0" w:noVBand="1" w:val="04A0"/>
+        <w:tblLayout w:type="fixed"/>
       </w:tblPr>
       <w:tblGrid>
         <w:gridCol w:w="1882"/>
@@ -446,8 +450,19 @@
     </w:p>
     <w:p>
       <w:pPr>
-        <w:pStyle w:val="ListNumber"/>
+        <w:tabs>
+          <w:tab w:pos="425" w:val="left"/>
+        </w:tabs>
+        <w:ind w:left="425" w:hanging="425"/>
       </w:pPr>
+      <w:r>
+        <w:rPr>
+          <w:b/>
+          <w:color w:val="0F8B8D"/>
+        </w:rPr>
+        <w:t>1.</w:t>
+        <w:tab/>
+      </w:r>
       <w:r>
         <w:rPr>
           <w:b/>
@@ -460,8 +475,19 @@
     </w:p>
     <w:p>
       <w:pPr>
-        <w:pStyle w:val="ListNumber"/>
+        <w:tabs>
+          <w:tab w:pos="425" w:val="left"/>
+        </w:tabs>
+        <w:ind w:left="425" w:hanging="425"/>
       </w:pPr>
+      <w:r>
+        <w:rPr>
+          <w:b/>
+          <w:color w:val="0F8B8D"/>
+        </w:rPr>
+        <w:t>2.</w:t>
+        <w:tab/>
+      </w:r>
       <w:r>
         <w:rPr>
           <w:b/>
@@ -474,8 +500,19 @@
     </w:p>
     <w:p>
       <w:pPr>
-        <w:pStyle w:val="ListNumber"/>
+        <w:tabs>
+          <w:tab w:pos="425" w:val="left"/>
+        </w:tabs>
+        <w:ind w:left="425" w:hanging="425"/>
       </w:pPr>
+      <w:r>
+        <w:rPr>
+          <w:b/>
+          <w:color w:val="0F8B8D"/>
+        </w:rPr>
+        <w:t>3.</w:t>
+        <w:tab/>
+      </w:r>
       <w:r>
         <w:rPr>
           <w:b/>
@@ -488,8 +525,19 @@
     </w:p>
     <w:p>
       <w:pPr>
-        <w:pStyle w:val="ListNumber"/>
+        <w:tabs>
+          <w:tab w:pos="425" w:val="left"/>
+        </w:tabs>
+        <w:ind w:left="425" w:hanging="425"/>
       </w:pPr>
+      <w:r>
+        <w:rPr>
+          <w:b/>
+          <w:color w:val="0F8B8D"/>
+        </w:rPr>
+        <w:t>4.</w:t>
+        <w:tab/>
+      </w:r>
       <w:r>
         <w:rPr>
           <w:b/>
@@ -502,8 +550,19 @@
     </w:p>
     <w:p>
       <w:pPr>
-        <w:pStyle w:val="ListNumber"/>
+        <w:tabs>
+          <w:tab w:pos="425" w:val="left"/>
+        </w:tabs>
+        <w:ind w:left="425" w:hanging="425"/>
       </w:pPr>
+      <w:r>
+        <w:rPr>
+          <w:b/>
+          <w:color w:val="0F8B8D"/>
+        </w:rPr>
+        <w:t>5.</w:t>
+        <w:tab/>
+      </w:r>
       <w:r>
         <w:rPr>
           <w:b/>
@@ -518,15 +577,20 @@
       <w:tblPr>
         <w:tblW w:type="auto" w:w="0"/>
         <w:jc w:val="center"/>
+        <w:tblLayout w:type="fixed"/>
         <w:tblLook w:firstColumn="1" w:firstRow="1" w:lastColumn="0" w:lastRow="0" w:noHBand="0" w:noVBand="1" w:val="04A0"/>
+        <w:tblLayout w:type="fixed"/>
       </w:tblPr>
       <w:tblGrid>
-        <w:gridCol w:w="9412"/>
+        <w:gridCol w:w="9411"/>
       </w:tblGrid>
       <w:tr>
+        <w:trPr>
+          <w:cantSplit/>
+        </w:trPr>
         <w:tc>
           <w:tcPr>
-            <w:tcW w:type="dxa" w:w="9412"/>
+            <w:tcW w:type="dxa" w:w="9411"/>
             <w:shd w:val="clear" w:color="auto" w:fill="5C677D"/>
             <w:tcMar>
               <w:top w:w="198" w:type="dxa"/>
@@ -551,7 +615,7 @@
                 <w:color w:val="FFFFFF"/>
                 <w:sz w:val="21"/>
               </w:rPr>
-              <w:t>• No root cause for the volume split — the TimeAndSale feed needed to test it is not available on the demo.</w:t>
+              <w:t>• No root cause for the volume split. The TimeAndSale feed I needed to test it does not work on the demo.</w:t>
             </w:r>
           </w:p>
           <w:p>
@@ -560,7 +624,7 @@
                 <w:color w:val="FFFFFF"/>
                 <w:sz w:val="21"/>
               </w:rPr>
-              <w:t>• No production capacity number — one client, one IP, a shared free demo.</w:t>
+              <w:t>• No production capacity number. This was one client, one IP, on a shared free demo.</w:t>
             </w:r>
           </w:p>
           <w:p>
@@ -569,18 +633,13 @@
                 <w:color w:val="FFFFFF"/>
                 <w:sz w:val="21"/>
               </w:rPr>
-              <w:t>• No post-weekend re-check — pass 2 and the Monday reopen were not run.</w:t>
+              <w:t>• No post-weekend re-check. Pass 2 and the Monday reopen were not run.</w:t>
             </w:r>
           </w:p>
         </w:tc>
       </w:tr>
     </w:tbl>
     <w:p/>
-    <w:p>
-      <w:r>
-        <w:br w:type="page"/>
-      </w:r>
-    </w:p>
     <w:p>
       <w:pPr>
         <w:pStyle w:val="Heading1"/>
@@ -610,20 +669,29 @@
         <w:tblStyle w:val="TableGrid"/>
         <w:tblW w:type="auto" w:w="0"/>
         <w:jc w:val="center"/>
+        <w:tblLayout w:type="fixed"/>
         <w:tblLook w:firstColumn="1" w:firstRow="1" w:lastColumn="0" w:lastRow="0" w:noHBand="0" w:noVBand="1" w:val="04A0"/>
+        <w:tblLayout w:type="fixed"/>
       </w:tblPr>
       <w:tblGrid>
-        <w:gridCol w:w="3137"/>
-        <w:gridCol w:w="3137"/>
-        <w:gridCol w:w="3137"/>
+        <w:gridCol w:w="1701"/>
+        <w:gridCol w:w="1701"/>
+        <w:gridCol w:w="6009"/>
       </w:tblGrid>
       <w:tr>
+        <w:trPr>
+          <w:cantSplit/>
+          <w:tblHeader/>
+        </w:trPr>
         <w:tc>
           <w:tcPr>
             <w:tcW w:type="dxa" w:w="1701"/>
             <w:shd w:val="clear" w:color="auto" w:fill="14213D"/>
           </w:tcPr>
           <w:p>
+            <w:pPr>
+              <w:keepNext/>
+            </w:pPr>
             <w:r/>
             <w:r>
               <w:rPr>
@@ -641,6 +709,9 @@
             <w:shd w:val="clear" w:color="auto" w:fill="14213D"/>
           </w:tcPr>
           <w:p>
+            <w:pPr>
+              <w:keepNext/>
+            </w:pPr>
             <w:r/>
             <w:r>
               <w:rPr>
@@ -658,6 +729,9 @@
             <w:shd w:val="clear" w:color="auto" w:fill="14213D"/>
           </w:tcPr>
           <w:p>
+            <w:pPr>
+              <w:keepNext/>
+            </w:pPr>
             <w:r/>
             <w:r>
               <w:rPr>
@@ -671,11 +745,17 @@
         </w:tc>
       </w:tr>
       <w:tr>
+        <w:trPr>
+          <w:cantSplit/>
+        </w:trPr>
         <w:tc>
           <w:tcPr>
             <w:tcW w:type="dxa" w:w="1701"/>
           </w:tcPr>
           <w:p>
+            <w:pPr>
+              <w:keepNext/>
+            </w:pPr>
             <w:r/>
             <w:r>
               <w:rPr>
@@ -690,6 +770,9 @@
             <w:tcW w:type="dxa" w:w="1701"/>
           </w:tcPr>
           <w:p>
+            <w:pPr>
+              <w:keepNext/>
+            </w:pPr>
             <w:r/>
             <w:r>
               <w:rPr>
@@ -704,6 +787,9 @@
             <w:tcW w:type="dxa" w:w="6009"/>
           </w:tcPr>
           <w:p>
+            <w:pPr>
+              <w:keepNext/>
+            </w:pPr>
             <w:r/>
             <w:r>
               <w:rPr>
@@ -715,12 +801,18 @@
         </w:tc>
       </w:tr>
       <w:tr>
+        <w:trPr>
+          <w:cantSplit/>
+        </w:trPr>
         <w:tc>
           <w:tcPr>
             <w:tcW w:type="dxa" w:w="1701"/>
             <w:shd w:val="clear" w:color="auto" w:fill="F4F6FA"/>
           </w:tcPr>
           <w:p>
+            <w:pPr>
+              <w:keepNext/>
+            </w:pPr>
             <w:r/>
             <w:r>
               <w:rPr>
@@ -736,6 +828,9 @@
             <w:shd w:val="clear" w:color="auto" w:fill="F4F6FA"/>
           </w:tcPr>
           <w:p>
+            <w:pPr>
+              <w:keepNext/>
+            </w:pPr>
             <w:r/>
             <w:r>
               <w:rPr>
@@ -751,6 +846,9 @@
             <w:shd w:val="clear" w:color="auto" w:fill="F4F6FA"/>
           </w:tcPr>
           <w:p>
+            <w:pPr>
+              <w:keepNext/>
+            </w:pPr>
             <w:r/>
             <w:r>
               <w:rPr>
@@ -762,11 +860,17 @@
         </w:tc>
       </w:tr>
       <w:tr>
+        <w:trPr>
+          <w:cantSplit/>
+        </w:trPr>
         <w:tc>
           <w:tcPr>
             <w:tcW w:type="dxa" w:w="1701"/>
           </w:tcPr>
           <w:p>
+            <w:pPr>
+              <w:keepNext/>
+            </w:pPr>
             <w:r/>
             <w:r>
               <w:rPr>
@@ -781,6 +885,9 @@
             <w:tcW w:type="dxa" w:w="1701"/>
           </w:tcPr>
           <w:p>
+            <w:pPr>
+              <w:keepNext/>
+            </w:pPr>
             <w:r/>
             <w:r>
               <w:rPr>
@@ -795,6 +902,9 @@
             <w:tcW w:type="dxa" w:w="6009"/>
           </w:tcPr>
           <w:p>
+            <w:pPr>
+              <w:keepNext/>
+            </w:pPr>
             <w:r/>
             <w:r>
               <w:rPr>
@@ -806,6 +916,9 @@
         </w:tc>
       </w:tr>
       <w:tr>
+        <w:trPr>
+          <w:cantSplit/>
+        </w:trPr>
         <w:tc>
           <w:tcPr>
             <w:tcW w:type="dxa" w:w="1701"/>
@@ -864,8 +977,19 @@
     </w:p>
     <w:p>
       <w:pPr>
-        <w:pStyle w:val="ListNumber"/>
+        <w:tabs>
+          <w:tab w:pos="425" w:val="left"/>
+        </w:tabs>
+        <w:ind w:left="425" w:hanging="425"/>
       </w:pPr>
+      <w:r>
+        <w:rPr>
+          <w:b/>
+          <w:color w:val="0F8B8D"/>
+        </w:rPr>
+        <w:t>1.</w:t>
+        <w:tab/>
+      </w:r>
       <w:r>
         <w:rPr>
           <w:b/>
@@ -878,8 +1002,19 @@
     </w:p>
     <w:p>
       <w:pPr>
-        <w:pStyle w:val="ListNumber"/>
+        <w:tabs>
+          <w:tab w:pos="425" w:val="left"/>
+        </w:tabs>
+        <w:ind w:left="425" w:hanging="425"/>
       </w:pPr>
+      <w:r>
+        <w:rPr>
+          <w:b/>
+          <w:color w:val="0F8B8D"/>
+        </w:rPr>
+        <w:t>2.</w:t>
+        <w:tab/>
+      </w:r>
       <w:r>
         <w:rPr>
           <w:b/>
@@ -892,8 +1027,19 @@
     </w:p>
     <w:p>
       <w:pPr>
-        <w:pStyle w:val="ListNumber"/>
+        <w:tabs>
+          <w:tab w:pos="425" w:val="left"/>
+        </w:tabs>
+        <w:ind w:left="425" w:hanging="425"/>
       </w:pPr>
+      <w:r>
+        <w:rPr>
+          <w:b/>
+          <w:color w:val="0F8B8D"/>
+        </w:rPr>
+        <w:t>3.</w:t>
+        <w:tab/>
+      </w:r>
       <w:r>
         <w:rPr>
           <w:b/>
@@ -906,8 +1052,19 @@
     </w:p>
     <w:p>
       <w:pPr>
-        <w:pStyle w:val="ListNumber"/>
+        <w:tabs>
+          <w:tab w:pos="425" w:val="left"/>
+        </w:tabs>
+        <w:ind w:left="425" w:hanging="425"/>
       </w:pPr>
+      <w:r>
+        <w:rPr>
+          <w:b/>
+          <w:color w:val="0F8B8D"/>
+        </w:rPr>
+        <w:t>4.</w:t>
+        <w:tab/>
+      </w:r>
       <w:r>
         <w:rPr>
           <w:b/>
@@ -920,8 +1077,19 @@
     </w:p>
     <w:p>
       <w:pPr>
-        <w:pStyle w:val="ListNumber"/>
+        <w:tabs>
+          <w:tab w:pos="425" w:val="left"/>
+        </w:tabs>
+        <w:ind w:left="425" w:hanging="425"/>
       </w:pPr>
+      <w:r>
+        <w:rPr>
+          <w:b/>
+          <w:color w:val="0F8B8D"/>
+        </w:rPr>
+        <w:t>5.</w:t>
+        <w:tab/>
+      </w:r>
       <w:r>
         <w:rPr>
           <w:b/>
@@ -934,8 +1102,19 @@
     </w:p>
     <w:p>
       <w:pPr>
-        <w:pStyle w:val="ListNumber"/>
+        <w:tabs>
+          <w:tab w:pos="425" w:val="left"/>
+        </w:tabs>
+        <w:ind w:left="425" w:hanging="425"/>
       </w:pPr>
+      <w:r>
+        <w:rPr>
+          <w:b/>
+          <w:color w:val="0F8B8D"/>
+        </w:rPr>
+        <w:t>6.</w:t>
+        <w:tab/>
+      </w:r>
       <w:r>
         <w:rPr>
           <w:b/>
@@ -948,6 +1127,7 @@
     </w:p>
     <w:p>
       <w:pPr>
+        <w:keepNext/>
         <w:jc w:val="center"/>
       </w:pPr>
       <w:r>
@@ -1003,12 +1183,7 @@
           <w:color w:val="5C677D"/>
           <w:sz w:val="19"/>
         </w:rPr>
-        <w:t>Candles retrieved in pass 1 per instrument and period. The 1-minute series all stop at about 8,000 — the retention cap described in finding 3.2.</w:t>
-      </w:r>
-    </w:p>
-    <w:p>
-      <w:r>
-        <w:br w:type="page"/>
+        <w:t>Candles retrieved in pass 1 per instrument and period. The 1-minute series all stop at about 8,000, which is the retention cap in finding 3.2.</w:t>
       </w:r>
     </w:p>
     <w:p>
@@ -1016,7 +1191,7 @@
         <w:pStyle w:val="Heading1"/>
       </w:pPr>
       <w:r>
-        <w:t>3. Part 1 — data consistency and integrity</w:t>
+        <w:t>3. Part 1: data consistency and integrity</w:t>
       </w:r>
     </w:p>
     <w:p>
@@ -1032,11 +1207,12 @@
         <w:rPr>
           <w:i w:val="0"/>
         </w:rPr>
-        <w:t>It matters to say what works before listing anomalies. Across the 12 series (58,315 candles) there are no timestamps off the interval grid, no out-of-order responses, no NaN prices and no candle whose open or close falls outside its own high–low range. Chunked downloads produce 21 boundary duplicates because toTime is inclusive, and all 21 carry identical values, so de-duplication is safe. Equities have zero hourly candles on every 2026 NYSE holiday so far, exactly matching the calendar the Task A scraper produced; EUR/USD trades straight through them, as it should.</w:t>
+        <w:t>I want to start with what works. Across the 12 series (58,315 candles) there are no timestamps off the interval grid, no out-of-order responses, no NaN prices and no candle whose open or close falls outside its own high–low range. Chunked downloads produce 21 boundary duplicates because toTime is inclusive, and all 21 carry identical values, so de-duplication is safe. Equities have zero hourly candles on every 2026 NYSE holiday so far, exactly matching the calendar the Task A scraper produced; EUR/USD trades straight through them, as it should.</w:t>
       </w:r>
     </w:p>
     <w:p>
       <w:pPr>
+        <w:keepNext/>
         <w:jc w:val="center"/>
       </w:pPr>
       <w:r>
@@ -1122,22 +1298,27 @@
         <w:rPr>
           <w:i w:val="0"/>
         </w:rPr>
-        <w:t>A two-week request for AAPL 1-minute candles returns the newest 8,000 (TSLA and ES 8,001 after merging) and simply stops, with status OK. The same happens for 5-minute data: EUR/USD from 1 August returns 8,000 candles starting 9 September. The decisive test was a window that lies entirely before that edge: it also answers OK, with an empty 15-byte body. That rules out a response-size limit and confirms a retention limit, and it means a request for older data is indistinguishable from a holiday.</w:t>
+        <w:t>A two-week request for AAPL 1-minute candles returns the newest 8,000 (TSLA and ES 8,001 after merging) and simply stops, with status OK. The same happens for 5-minute data: EUR/USD from 1 August returns 8,000 candles starting 9 September. The test that settled it was a window entirely before that edge: it also answers OK, with an empty 15-byte body. That rules out a response-size limit and confirms a retention limit, and it means a request for older data is indistinguishable from a holiday.</w:t>
       </w:r>
     </w:p>
     <w:tbl>
       <w:tblPr>
         <w:tblW w:type="auto" w:w="0"/>
         <w:jc w:val="center"/>
+        <w:tblLayout w:type="fixed"/>
         <w:tblLook w:firstColumn="1" w:firstRow="1" w:lastColumn="0" w:lastRow="0" w:noHBand="0" w:noVBand="1" w:val="04A0"/>
+        <w:tblLayout w:type="fixed"/>
       </w:tblPr>
       <w:tblGrid>
-        <w:gridCol w:w="9412"/>
+        <w:gridCol w:w="9411"/>
       </w:tblGrid>
       <w:tr>
+        <w:trPr>
+          <w:cantSplit/>
+        </w:trPr>
         <w:tc>
           <w:tcPr>
-            <w:tcW w:type="dxa" w:w="9412"/>
+            <w:tcW w:type="dxa" w:w="9411"/>
             <w:shd w:val="clear" w:color="auto" w:fill="E76F51"/>
             <w:tcMar>
               <w:top w:w="198" w:type="dxa"/>
@@ -1182,11 +1363,12 @@
         <w:rPr>
           <w:i w:val="0"/>
         </w:rPr>
-        <w:t>This is the most interesting finding. Rebuilding AAPL hourly candles from 5-minute candles, 131 of 208 hours disagree on volume. 130 of them are outside regular hours and in every one the served hourly bar has more volume than the sum of its 5-minute bars — up to 99 %: on 7 October at 17:00 ET the hourly bar reports 743,918 shares against 6,422 from the 5-minute bars. TSLA shows the same shape: 118 extended-hours hours plus 2 regular-hours ones. 5-minute and 1-minute candles agree on every complete bucket, so the split is specifically between the hourly record and the intraday records.</w:t>
+        <w:t>This is the finding I spent most time on. Rebuilding AAPL hourly candles from 5-minute candles, 131 of 208 hours disagree on volume. 130 of them are outside regular hours and in every one the served hourly bar has more volume than the sum of its 5-minute bars, by up to 99 %. On 7 October at 17:00 ET the hourly bar reports 743,918 shares against 6,422 from the 5-minute bars. TSLA shows the same shape: 118 extended-hours hours plus 2 regular-hours ones. 5-minute and 1-minute candles agree on every complete bucket, so the split is specifically between the hourly record and the intraday records.</w:t>
       </w:r>
     </w:p>
     <w:p>
       <w:pPr>
+        <w:keepNext/>
         <w:jc w:val="center"/>
       </w:pPr>
       <w:r>
@@ -1250,7 +1432,7 @@
         <w:rPr>
           <w:i w:val="0"/>
         </w:rPr>
-        <w:t>The single regular-hours exception is the most informative row. On 8 October at 11:00 ET the rebuilt volume is about 2 % higher than the served hourly bar — the opposite sign — while open, high, low and close are identical and the hour is complete (12 of 12 five-minute bars). The two TSLA regular-hours exceptions fall on the same day and overlapping hours, which points at a market- or venue-wide event rather than something about AAPL. Re-fetching both hourly bars 11.5 minutes apart returned identical values, so these are not candles still being revised.</w:t>
+        <w:t>The single regular-hours exception is the most informative row. On 8 October at 11:00 ET the rebuilt volume is about 2 % higher than the served hourly bar, so the sign is reversed, while open, high, low and close are identical and the hour is complete (12 of 12 five-minute bars). The two TSLA regular-hours exceptions fall on the same day and overlapping hours, which points at a market- or venue-wide event rather than something about AAPL. Re-fetching both hourly bars 11.5 minutes apart returned identical values, so these are not candles still being revised.</w:t>
       </w:r>
     </w:p>
     <w:p>
@@ -1266,11 +1448,12 @@
         <w:rPr>
           <w:i w:val="0"/>
         </w:rPr>
-        <w:t>I only hold one daily candle for AAPL (14 October). Its volume is 50,061,053. The served hourly bars sum to 49,994,234 (-0.13 %), the 1-minute bars to 49,983,889 (-0.15 %). The hourly series is closer, and on every other full day the hourly total is at least the 1-minute total. That suggests the intraday series is the one missing prints, but it is a single data point. I therefore do not advise customers to rebuild extended-hours analytics from 1-minute data; the honest answer today is 'we are confirming which series is the reference'.</w:t>
+        <w:t>I only hold one daily candle for AAPL (14 October). Its volume is 50,061,053. The served hourly bars sum to 49,994,234 (-0.13 %), the 1-minute bars to 49,983,889 (-0.15 %). The hourly series is closer, and on every other full day the hourly total is at least the 1-minute total. That suggests the intraday series is the one missing prints, but it is a single data point. I therefore do not advise customers to rebuild extended-hours analytics from 1-minute data; what I would tell a client today is 'we are confirming which series is the reference'.</w:t>
       </w:r>
     </w:p>
     <w:p>
       <w:pPr>
+        <w:keepNext/>
         <w:jc w:val="center"/>
       </w:pPr>
       <w:r>
@@ -1334,21 +1517,30 @@
         <w:tblStyle w:val="TableGrid"/>
         <w:tblW w:type="auto" w:w="0"/>
         <w:jc w:val="center"/>
+        <w:tblLayout w:type="fixed"/>
         <w:tblLook w:firstColumn="1" w:firstRow="1" w:lastColumn="0" w:lastRow="0" w:noHBand="0" w:noVBand="1" w:val="04A0"/>
+        <w:tblLayout w:type="fixed"/>
       </w:tblPr>
       <w:tblGrid>
-        <w:gridCol w:w="2353"/>
-        <w:gridCol w:w="2353"/>
-        <w:gridCol w:w="2353"/>
-        <w:gridCol w:w="2353"/>
+        <w:gridCol w:w="2948"/>
+        <w:gridCol w:w="2494"/>
+        <w:gridCol w:w="2608"/>
+        <w:gridCol w:w="1361"/>
       </w:tblGrid>
       <w:tr>
+        <w:trPr>
+          <w:cantSplit/>
+          <w:tblHeader/>
+        </w:trPr>
         <w:tc>
           <w:tcPr>
             <w:tcW w:type="dxa" w:w="2948"/>
             <w:shd w:val="clear" w:color="auto" w:fill="14213D"/>
           </w:tcPr>
           <w:p>
+            <w:pPr>
+              <w:keepNext/>
+            </w:pPr>
             <w:r/>
             <w:r>
               <w:rPr>
@@ -1366,6 +1558,9 @@
             <w:shd w:val="clear" w:color="auto" w:fill="14213D"/>
           </w:tcPr>
           <w:p>
+            <w:pPr>
+              <w:keepNext/>
+            </w:pPr>
             <w:r/>
             <w:r>
               <w:rPr>
@@ -1383,6 +1578,9 @@
             <w:shd w:val="clear" w:color="auto" w:fill="14213D"/>
           </w:tcPr>
           <w:p>
+            <w:pPr>
+              <w:keepNext/>
+            </w:pPr>
             <w:r/>
             <w:r>
               <w:rPr>
@@ -1400,6 +1598,9 @@
             <w:shd w:val="clear" w:color="auto" w:fill="14213D"/>
           </w:tcPr>
           <w:p>
+            <w:pPr>
+              <w:keepNext/>
+            </w:pPr>
             <w:r/>
             <w:r>
               <w:rPr>
@@ -1413,11 +1614,17 @@
         </w:tc>
       </w:tr>
       <w:tr>
+        <w:trPr>
+          <w:cantSplit/>
+        </w:trPr>
         <w:tc>
           <w:tcPr>
             <w:tcW w:type="dxa" w:w="2948"/>
           </w:tcPr>
           <w:p>
+            <w:pPr>
+              <w:keepNext/>
+            </w:pPr>
             <w:r/>
             <w:r>
               <w:rPr>
@@ -1432,6 +1639,9 @@
             <w:tcW w:type="dxa" w:w="2494"/>
           </w:tcPr>
           <w:p>
+            <w:pPr>
+              <w:keepNext/>
+            </w:pPr>
             <w:r/>
             <w:r>
               <w:rPr>
@@ -1446,6 +1656,9 @@
             <w:tcW w:type="dxa" w:w="2608"/>
           </w:tcPr>
           <w:p>
+            <w:pPr>
+              <w:keepNext/>
+            </w:pPr>
             <w:r/>
             <w:r>
               <w:rPr>
@@ -1461,6 +1674,9 @@
             <w:shd w:val="clear" w:color="auto" w:fill="E9A23B"/>
           </w:tcPr>
           <w:p>
+            <w:pPr>
+              <w:keepNext/>
+            </w:pPr>
             <w:r/>
             <w:r>
               <w:rPr>
@@ -1474,12 +1690,18 @@
         </w:tc>
       </w:tr>
       <w:tr>
+        <w:trPr>
+          <w:cantSplit/>
+        </w:trPr>
         <w:tc>
           <w:tcPr>
             <w:tcW w:type="dxa" w:w="2948"/>
             <w:shd w:val="clear" w:color="auto" w:fill="F4F6FA"/>
           </w:tcPr>
           <w:p>
+            <w:pPr>
+              <w:keepNext/>
+            </w:pPr>
             <w:r/>
             <w:r>
               <w:rPr>
@@ -1495,6 +1717,9 @@
             <w:shd w:val="clear" w:color="auto" w:fill="F4F6FA"/>
           </w:tcPr>
           <w:p>
+            <w:pPr>
+              <w:keepNext/>
+            </w:pPr>
             <w:r/>
             <w:r>
               <w:rPr>
@@ -1510,6 +1735,9 @@
             <w:shd w:val="clear" w:color="auto" w:fill="F4F6FA"/>
           </w:tcPr>
           <w:p>
+            <w:pPr>
+              <w:keepNext/>
+            </w:pPr>
             <w:r/>
             <w:r>
               <w:rPr>
@@ -1525,6 +1753,9 @@
             <w:shd w:val="clear" w:color="auto" w:fill="E9A23B"/>
           </w:tcPr>
           <w:p>
+            <w:pPr>
+              <w:keepNext/>
+            </w:pPr>
             <w:r/>
             <w:r>
               <w:rPr>
@@ -1538,6 +1769,9 @@
         </w:tc>
       </w:tr>
       <w:tr>
+        <w:trPr>
+          <w:cantSplit/>
+        </w:trPr>
         <w:tc>
           <w:tcPr>
             <w:tcW w:type="dxa" w:w="2948"/>
@@ -1608,7 +1842,7 @@
         <w:rPr>
           <w:i w:val="0"/>
         </w:rPr>
-        <w:t>The discriminating test — reading sale conditions from TimeAndSale for one mismatching hour — is blocked: TimeAndSale and Trade history return TIMED_OUT or empty on the demo. Checking SPY and MSFT for 8 October 11:00 ET, and re-requesting with tho=true, both need live calls and were not done.</w:t>
+        <w:t>The test that would settle it is reading sale conditions from TimeAndSale for one mismatching hour. It is blocked: TimeAndSale and Trade history return TIMED_OUT or empty on the demo. Checking SPY and MSFT for 8 October 11:00 ET, and re-requesting with tho=true, both need live calls and were not done.</w:t>
       </w:r>
     </w:p>
     <w:p>
@@ -1624,11 +1858,12 @@
         <w:rPr>
           <w:i w:val="0"/>
         </w:rPr>
-        <w:t>An earlier draft said OHLC always agrees across timeframes. It does not. Six hourly candles differ from their 5-minute rebuild in at least one price field. Three are the still-forming 11:00Z bar at fetch time, which is expected. Three are complete hours: AAPL on 2 October 21:00Z (close 333.35 rebuilt vs 333.3015 served) and TSLA on 8 October 15:00Z and 16:00Z — the same regular-hours block as the volume exception. The differences are tiny, at most 0.023 %, but they are real.</w:t>
+        <w:t>An earlier draft said OHLC always agrees across timeframes. It does not. Six hourly candles differ from their 5-minute rebuild in at least one price field. Three are the still-forming 11:00Z bar at fetch time, which is expected. Three are complete hours: AAPL on 2 October 21:00Z (close 333.35 rebuilt vs 333.3015 served) and TSLA on 8 October 15:00Z and 16:00Z, the same regular-hours block as the volume exception. The differences are tiny, at most 0.023 %, but they are real.</w:t>
       </w:r>
     </w:p>
     <w:p>
       <w:pPr>
+        <w:keepNext/>
         <w:jc w:val="center"/>
       </w:pPr>
       <w:r>
@@ -1700,11 +1935,12 @@
         <w:rPr>
           <w:i w:val="0"/>
         </w:rPr>
-        <w:t>FX trades from Sunday 17:00 ET to Friday 17:00 ET. My first draft tagged candles by UTC weekday and reported 214 'weekend' candles. 170 of those are Sunday 17:00–19:59 ET, which is the normal reopen and not an anomaly at all. Counting against the actual FX session leaves 50 one-minute candles (39 at 5 minutes): 7 just after the Friday close, none on Saturday New York time, and 43 sparse prints on Sunday before the reopen — a single tick at 09:20 ET, then a thin ramp from 14:00 ET. The ES futures control has zero candles outside its session, so the method itself is sound.</w:t>
+        <w:t>FX trades from Sunday 17:00 ET to Friday 17:00 ET. My first draft tagged candles by UTC weekday and reported 214 'weekend' candles. 170 of those are Sunday 17:00–19:59 ET, which is the normal reopen and not an anomaly at all. Counting against the actual FX session leaves 50 one-minute candles (39 at 5 minutes): 7 just after the Friday close, none on Saturday New York time, and 43 sparse prints on Sunday before the reopen: a single tick at 09:20 ET, then a thin ramp from 14:00 ET. The ES futures control has zero candles outside its session, so the method itself is sound.</w:t>
       </w:r>
     </w:p>
     <w:p>
       <w:pPr>
+        <w:keepNext/>
         <w:jc w:val="center"/>
       </w:pPr>
       <w:r>
@@ -1784,20 +2020,29 @@
         <w:tblStyle w:val="TableGrid"/>
         <w:tblW w:type="auto" w:w="0"/>
         <w:jc w:val="center"/>
+        <w:tblLayout w:type="fixed"/>
         <w:tblLook w:firstColumn="1" w:firstRow="1" w:lastColumn="0" w:lastRow="0" w:noHBand="0" w:noVBand="1" w:val="04A0"/>
+        <w:tblLayout w:type="fixed"/>
       </w:tblPr>
       <w:tblGrid>
-        <w:gridCol w:w="3137"/>
-        <w:gridCol w:w="3137"/>
-        <w:gridCol w:w="3137"/>
+        <w:gridCol w:w="2041"/>
+        <w:gridCol w:w="3969"/>
+        <w:gridCol w:w="3402"/>
       </w:tblGrid>
       <w:tr>
+        <w:trPr>
+          <w:cantSplit/>
+          <w:tblHeader/>
+        </w:trPr>
         <w:tc>
           <w:tcPr>
             <w:tcW w:type="dxa" w:w="2041"/>
             <w:shd w:val="clear" w:color="auto" w:fill="14213D"/>
           </w:tcPr>
           <w:p>
+            <w:pPr>
+              <w:keepNext/>
+            </w:pPr>
             <w:r/>
             <w:r>
               <w:rPr>
@@ -1815,6 +2060,9 @@
             <w:shd w:val="clear" w:color="auto" w:fill="14213D"/>
           </w:tcPr>
           <w:p>
+            <w:pPr>
+              <w:keepNext/>
+            </w:pPr>
             <w:r/>
             <w:r>
               <w:rPr>
@@ -1832,6 +2080,9 @@
             <w:shd w:val="clear" w:color="auto" w:fill="14213D"/>
           </w:tcPr>
           <w:p>
+            <w:pPr>
+              <w:keepNext/>
+            </w:pPr>
             <w:r/>
             <w:r>
               <w:rPr>
@@ -1845,11 +2096,17 @@
         </w:tc>
       </w:tr>
       <w:tr>
+        <w:trPr>
+          <w:cantSplit/>
+        </w:trPr>
         <w:tc>
           <w:tcPr>
             <w:tcW w:type="dxa" w:w="2041"/>
           </w:tcPr>
           <w:p>
+            <w:pPr>
+              <w:keepNext/>
+            </w:pPr>
             <w:r/>
             <w:r>
               <w:rPr>
@@ -1864,6 +2121,9 @@
             <w:tcW w:type="dxa" w:w="3969"/>
           </w:tcPr>
           <w:p>
+            <w:pPr>
+              <w:keepNext/>
+            </w:pPr>
             <w:r/>
             <w:r>
               <w:rPr>
@@ -1878,6 +2138,9 @@
             <w:tcW w:type="dxa" w:w="3402"/>
           </w:tcPr>
           <w:p>
+            <w:pPr>
+              <w:keepNext/>
+            </w:pPr>
             <w:r/>
             <w:r>
               <w:rPr>
@@ -1889,12 +2152,18 @@
         </w:tc>
       </w:tr>
       <w:tr>
+        <w:trPr>
+          <w:cantSplit/>
+        </w:trPr>
         <w:tc>
           <w:tcPr>
             <w:tcW w:type="dxa" w:w="2041"/>
             <w:shd w:val="clear" w:color="auto" w:fill="F4F6FA"/>
           </w:tcPr>
           <w:p>
+            <w:pPr>
+              <w:keepNext/>
+            </w:pPr>
             <w:r/>
             <w:r>
               <w:rPr>
@@ -1910,6 +2179,9 @@
             <w:shd w:val="clear" w:color="auto" w:fill="F4F6FA"/>
           </w:tcPr>
           <w:p>
+            <w:pPr>
+              <w:keepNext/>
+            </w:pPr>
             <w:r/>
             <w:r>
               <w:rPr>
@@ -1925,6 +2197,9 @@
             <w:shd w:val="clear" w:color="auto" w:fill="F4F6FA"/>
           </w:tcPr>
           <w:p>
+            <w:pPr>
+              <w:keepNext/>
+            </w:pPr>
             <w:r/>
             <w:r>
               <w:rPr>
@@ -1936,11 +2211,17 @@
         </w:tc>
       </w:tr>
       <w:tr>
+        <w:trPr>
+          <w:cantSplit/>
+        </w:trPr>
         <w:tc>
           <w:tcPr>
             <w:tcW w:type="dxa" w:w="2041"/>
           </w:tcPr>
           <w:p>
+            <w:pPr>
+              <w:keepNext/>
+            </w:pPr>
             <w:r/>
             <w:r>
               <w:rPr>
@@ -1955,6 +2236,9 @@
             <w:tcW w:type="dxa" w:w="3969"/>
           </w:tcPr>
           <w:p>
+            <w:pPr>
+              <w:keepNext/>
+            </w:pPr>
             <w:r/>
             <w:r>
               <w:rPr>
@@ -1969,6 +2253,9 @@
             <w:tcW w:type="dxa" w:w="3402"/>
           </w:tcPr>
           <w:p>
+            <w:pPr>
+              <w:keepNext/>
+            </w:pPr>
             <w:r/>
             <w:r>
               <w:rPr>
@@ -1980,12 +2267,18 @@
         </w:tc>
       </w:tr>
       <w:tr>
+        <w:trPr>
+          <w:cantSplit/>
+        </w:trPr>
         <w:tc>
           <w:tcPr>
             <w:tcW w:type="dxa" w:w="2041"/>
             <w:shd w:val="clear" w:color="auto" w:fill="F4F6FA"/>
           </w:tcPr>
           <w:p>
+            <w:pPr>
+              <w:keepNext/>
+            </w:pPr>
             <w:r/>
             <w:r>
               <w:rPr>
@@ -2001,6 +2294,9 @@
             <w:shd w:val="clear" w:color="auto" w:fill="F4F6FA"/>
           </w:tcPr>
           <w:p>
+            <w:pPr>
+              <w:keepNext/>
+            </w:pPr>
             <w:r/>
             <w:r>
               <w:rPr>
@@ -2016,6 +2312,9 @@
             <w:shd w:val="clear" w:color="auto" w:fill="F4F6FA"/>
           </w:tcPr>
           <w:p>
+            <w:pPr>
+              <w:keepNext/>
+            </w:pPr>
             <w:r/>
             <w:r>
               <w:rPr>
@@ -2027,11 +2326,17 @@
         </w:tc>
       </w:tr>
       <w:tr>
+        <w:trPr>
+          <w:cantSplit/>
+        </w:trPr>
         <w:tc>
           <w:tcPr>
             <w:tcW w:type="dxa" w:w="2041"/>
           </w:tcPr>
           <w:p>
+            <w:pPr>
+              <w:keepNext/>
+            </w:pPr>
             <w:r/>
             <w:r>
               <w:rPr>
@@ -2046,6 +2351,9 @@
             <w:tcW w:type="dxa" w:w="3969"/>
           </w:tcPr>
           <w:p>
+            <w:pPr>
+              <w:keepNext/>
+            </w:pPr>
             <w:r/>
             <w:r>
               <w:rPr>
@@ -2060,6 +2368,9 @@
             <w:tcW w:type="dxa" w:w="3402"/>
           </w:tcPr>
           <w:p>
+            <w:pPr>
+              <w:keepNext/>
+            </w:pPr>
             <w:r/>
             <w:r>
               <w:rPr>
@@ -2071,12 +2382,18 @@
         </w:tc>
       </w:tr>
       <w:tr>
+        <w:trPr>
+          <w:cantSplit/>
+        </w:trPr>
         <w:tc>
           <w:tcPr>
             <w:tcW w:type="dxa" w:w="2041"/>
             <w:shd w:val="clear" w:color="auto" w:fill="F4F6FA"/>
           </w:tcPr>
           <w:p>
+            <w:pPr>
+              <w:keepNext/>
+            </w:pPr>
             <w:r/>
             <w:r>
               <w:rPr>
@@ -2092,6 +2409,9 @@
             <w:shd w:val="clear" w:color="auto" w:fill="F4F6FA"/>
           </w:tcPr>
           <w:p>
+            <w:pPr>
+              <w:keepNext/>
+            </w:pPr>
             <w:r/>
             <w:r>
               <w:rPr>
@@ -2107,6 +2427,9 @@
             <w:shd w:val="clear" w:color="auto" w:fill="F4F6FA"/>
           </w:tcPr>
           <w:p>
+            <w:pPr>
+              <w:keepNext/>
+            </w:pPr>
             <w:r/>
             <w:r>
               <w:rPr>
@@ -2118,6 +2441,9 @@
         </w:tc>
       </w:tr>
       <w:tr>
+        <w:trPr>
+          <w:cantSplit/>
+        </w:trPr>
         <w:tc>
           <w:tcPr>
             <w:tcW w:type="dxa" w:w="2041"/>
@@ -2165,6 +2491,7 @@
     <w:p/>
     <w:p>
       <w:pPr>
+        <w:keepNext/>
         <w:jc w:val="center"/>
       </w:pPr>
       <w:r>
@@ -2224,16 +2551,11 @@
       </w:r>
     </w:p>
     <w:p>
-      <w:r>
-        <w:br w:type="page"/>
-      </w:r>
-    </w:p>
-    <w:p>
       <w:pPr>
         <w:pStyle w:val="Heading1"/>
       </w:pPr>
       <w:r>
-        <w:t>4. Part 2 — behaviour under load</w:t>
+        <w:t>4. Part 2: behaviour under load</w:t>
       </w:r>
     </w:p>
     <w:p>
@@ -2248,15 +2570,20 @@
       <w:tblPr>
         <w:tblW w:type="auto" w:w="0"/>
         <w:jc w:val="center"/>
+        <w:tblLayout w:type="fixed"/>
         <w:tblLook w:firstColumn="1" w:firstRow="1" w:lastColumn="0" w:lastRow="0" w:noHBand="0" w:noVBand="1" w:val="04A0"/>
+        <w:tblLayout w:type="fixed"/>
       </w:tblPr>
       <w:tblGrid>
-        <w:gridCol w:w="9412"/>
+        <w:gridCol w:w="9411"/>
       </w:tblGrid>
       <w:tr>
+        <w:trPr>
+          <w:cantSplit/>
+        </w:trPr>
         <w:tc>
           <w:tcPr>
-            <w:tcW w:type="dxa" w:w="9412"/>
+            <w:tcW w:type="dxa" w:w="9411"/>
             <w:shd w:val="clear" w:color="auto" w:fill="14213D"/>
             <w:tcMar>
               <w:top w:w="198" w:type="dxa"/>
@@ -2293,24 +2620,33 @@
         <w:tblStyle w:val="TableGrid"/>
         <w:tblW w:type="auto" w:w="0"/>
         <w:jc w:val="center"/>
+        <w:tblLayout w:type="fixed"/>
         <w:tblLook w:firstColumn="1" w:firstRow="1" w:lastColumn="0" w:lastRow="0" w:noHBand="0" w:noVBand="1" w:val="04A0"/>
+        <w:tblLayout w:type="fixed"/>
       </w:tblPr>
       <w:tblGrid>
-        <w:gridCol w:w="1345"/>
-        <w:gridCol w:w="1345"/>
-        <w:gridCol w:w="1345"/>
-        <w:gridCol w:w="1345"/>
-        <w:gridCol w:w="1345"/>
-        <w:gridCol w:w="1345"/>
-        <w:gridCol w:w="1345"/>
+        <w:gridCol w:w="1134"/>
+        <w:gridCol w:w="1134"/>
+        <w:gridCol w:w="1814"/>
+        <w:gridCol w:w="1134"/>
+        <w:gridCol w:w="1134"/>
+        <w:gridCol w:w="1134"/>
+        <w:gridCol w:w="1361"/>
       </w:tblGrid>
       <w:tr>
+        <w:trPr>
+          <w:cantSplit/>
+          <w:tblHeader/>
+        </w:trPr>
         <w:tc>
           <w:tcPr>
             <w:tcW w:type="dxa" w:w="1134"/>
             <w:shd w:val="clear" w:color="auto" w:fill="14213D"/>
           </w:tcPr>
           <w:p>
+            <w:pPr>
+              <w:keepNext/>
+            </w:pPr>
             <w:r/>
             <w:r>
               <w:rPr>
@@ -2328,6 +2664,9 @@
             <w:shd w:val="clear" w:color="auto" w:fill="14213D"/>
           </w:tcPr>
           <w:p>
+            <w:pPr>
+              <w:keepNext/>
+            </w:pPr>
             <w:r/>
             <w:r>
               <w:rPr>
@@ -2345,6 +2684,9 @@
             <w:shd w:val="clear" w:color="auto" w:fill="14213D"/>
           </w:tcPr>
           <w:p>
+            <w:pPr>
+              <w:keepNext/>
+            </w:pPr>
             <w:r/>
             <w:r>
               <w:rPr>
@@ -2362,6 +2704,9 @@
             <w:shd w:val="clear" w:color="auto" w:fill="14213D"/>
           </w:tcPr>
           <w:p>
+            <w:pPr>
+              <w:keepNext/>
+            </w:pPr>
             <w:r/>
             <w:r>
               <w:rPr>
@@ -2379,6 +2724,9 @@
             <w:shd w:val="clear" w:color="auto" w:fill="14213D"/>
           </w:tcPr>
           <w:p>
+            <w:pPr>
+              <w:keepNext/>
+            </w:pPr>
             <w:r/>
             <w:r>
               <w:rPr>
@@ -2396,6 +2744,9 @@
             <w:shd w:val="clear" w:color="auto" w:fill="14213D"/>
           </w:tcPr>
           <w:p>
+            <w:pPr>
+              <w:keepNext/>
+            </w:pPr>
             <w:r/>
             <w:r>
               <w:rPr>
@@ -2413,6 +2764,9 @@
             <w:shd w:val="clear" w:color="auto" w:fill="14213D"/>
           </w:tcPr>
           <w:p>
+            <w:pPr>
+              <w:keepNext/>
+            </w:pPr>
             <w:r/>
             <w:r>
               <w:rPr>
@@ -2426,11 +2780,17 @@
         </w:tc>
       </w:tr>
       <w:tr>
+        <w:trPr>
+          <w:cantSplit/>
+        </w:trPr>
         <w:tc>
           <w:tcPr>
             <w:tcW w:type="dxa" w:w="1134"/>
           </w:tcPr>
           <w:p>
+            <w:pPr>
+              <w:keepNext/>
+            </w:pPr>
             <w:r/>
             <w:r>
               <w:rPr>
@@ -2445,6 +2805,9 @@
             <w:tcW w:type="dxa" w:w="1134"/>
           </w:tcPr>
           <w:p>
+            <w:pPr>
+              <w:keepNext/>
+            </w:pPr>
             <w:r/>
             <w:r>
               <w:rPr>
@@ -2459,6 +2822,9 @@
             <w:tcW w:type="dxa" w:w="1814"/>
           </w:tcPr>
           <w:p>
+            <w:pPr>
+              <w:keepNext/>
+            </w:pPr>
             <w:r/>
             <w:r>
               <w:rPr>
@@ -2473,6 +2839,9 @@
             <w:tcW w:type="dxa" w:w="1134"/>
           </w:tcPr>
           <w:p>
+            <w:pPr>
+              <w:keepNext/>
+            </w:pPr>
             <w:r/>
             <w:r>
               <w:rPr>
@@ -2487,6 +2856,9 @@
             <w:tcW w:type="dxa" w:w="1134"/>
           </w:tcPr>
           <w:p>
+            <w:pPr>
+              <w:keepNext/>
+            </w:pPr>
             <w:r/>
             <w:r>
               <w:rPr>
@@ -2501,6 +2873,9 @@
             <w:tcW w:type="dxa" w:w="1134"/>
           </w:tcPr>
           <w:p>
+            <w:pPr>
+              <w:keepNext/>
+            </w:pPr>
             <w:r/>
             <w:r>
               <w:rPr>
@@ -2515,6 +2890,9 @@
             <w:tcW w:type="dxa" w:w="1361"/>
           </w:tcPr>
           <w:p>
+            <w:pPr>
+              <w:keepNext/>
+            </w:pPr>
             <w:r/>
             <w:r>
               <w:rPr>
@@ -2526,12 +2904,18 @@
         </w:tc>
       </w:tr>
       <w:tr>
+        <w:trPr>
+          <w:cantSplit/>
+        </w:trPr>
         <w:tc>
           <w:tcPr>
             <w:tcW w:type="dxa" w:w="1134"/>
             <w:shd w:val="clear" w:color="auto" w:fill="F4F6FA"/>
           </w:tcPr>
           <w:p>
+            <w:pPr>
+              <w:keepNext/>
+            </w:pPr>
             <w:r/>
             <w:r>
               <w:rPr>
@@ -2547,6 +2931,9 @@
             <w:shd w:val="clear" w:color="auto" w:fill="F4F6FA"/>
           </w:tcPr>
           <w:p>
+            <w:pPr>
+              <w:keepNext/>
+            </w:pPr>
             <w:r/>
             <w:r>
               <w:rPr>
@@ -2562,6 +2949,9 @@
             <w:shd w:val="clear" w:color="auto" w:fill="F4F6FA"/>
           </w:tcPr>
           <w:p>
+            <w:pPr>
+              <w:keepNext/>
+            </w:pPr>
             <w:r/>
             <w:r>
               <w:rPr>
@@ -2577,6 +2967,9 @@
             <w:shd w:val="clear" w:color="auto" w:fill="F4F6FA"/>
           </w:tcPr>
           <w:p>
+            <w:pPr>
+              <w:keepNext/>
+            </w:pPr>
             <w:r/>
             <w:r>
               <w:rPr>
@@ -2592,6 +2985,9 @@
             <w:shd w:val="clear" w:color="auto" w:fill="F4F6FA"/>
           </w:tcPr>
           <w:p>
+            <w:pPr>
+              <w:keepNext/>
+            </w:pPr>
             <w:r/>
             <w:r>
               <w:rPr>
@@ -2607,6 +3003,9 @@
             <w:shd w:val="clear" w:color="auto" w:fill="F4F6FA"/>
           </w:tcPr>
           <w:p>
+            <w:pPr>
+              <w:keepNext/>
+            </w:pPr>
             <w:r/>
             <w:r>
               <w:rPr>
@@ -2622,6 +3021,9 @@
             <w:shd w:val="clear" w:color="auto" w:fill="F4F6FA"/>
           </w:tcPr>
           <w:p>
+            <w:pPr>
+              <w:keepNext/>
+            </w:pPr>
             <w:r/>
             <w:r>
               <w:rPr>
@@ -2633,11 +3035,17 @@
         </w:tc>
       </w:tr>
       <w:tr>
+        <w:trPr>
+          <w:cantSplit/>
+        </w:trPr>
         <w:tc>
           <w:tcPr>
             <w:tcW w:type="dxa" w:w="1134"/>
           </w:tcPr>
           <w:p>
+            <w:pPr>
+              <w:keepNext/>
+            </w:pPr>
             <w:r/>
             <w:r>
               <w:rPr>
@@ -2652,6 +3060,9 @@
             <w:tcW w:type="dxa" w:w="1134"/>
           </w:tcPr>
           <w:p>
+            <w:pPr>
+              <w:keepNext/>
+            </w:pPr>
             <w:r/>
             <w:r>
               <w:rPr>
@@ -2666,6 +3077,9 @@
             <w:tcW w:type="dxa" w:w="1814"/>
           </w:tcPr>
           <w:p>
+            <w:pPr>
+              <w:keepNext/>
+            </w:pPr>
             <w:r/>
             <w:r>
               <w:rPr>
@@ -2680,6 +3094,9 @@
             <w:tcW w:type="dxa" w:w="1134"/>
           </w:tcPr>
           <w:p>
+            <w:pPr>
+              <w:keepNext/>
+            </w:pPr>
             <w:r/>
             <w:r>
               <w:rPr>
@@ -2694,6 +3111,9 @@
             <w:tcW w:type="dxa" w:w="1134"/>
           </w:tcPr>
           <w:p>
+            <w:pPr>
+              <w:keepNext/>
+            </w:pPr>
             <w:r/>
             <w:r>
               <w:rPr>
@@ -2708,6 +3128,9 @@
             <w:tcW w:type="dxa" w:w="1134"/>
           </w:tcPr>
           <w:p>
+            <w:pPr>
+              <w:keepNext/>
+            </w:pPr>
             <w:r/>
             <w:r>
               <w:rPr>
@@ -2722,6 +3145,9 @@
             <w:tcW w:type="dxa" w:w="1361"/>
           </w:tcPr>
           <w:p>
+            <w:pPr>
+              <w:keepNext/>
+            </w:pPr>
             <w:r/>
             <w:r>
               <w:rPr>
@@ -2733,12 +3159,18 @@
         </w:tc>
       </w:tr>
       <w:tr>
+        <w:trPr>
+          <w:cantSplit/>
+        </w:trPr>
         <w:tc>
           <w:tcPr>
             <w:tcW w:type="dxa" w:w="1134"/>
             <w:shd w:val="clear" w:color="auto" w:fill="F4F6FA"/>
           </w:tcPr>
           <w:p>
+            <w:pPr>
+              <w:keepNext/>
+            </w:pPr>
             <w:r/>
             <w:r>
               <w:rPr>
@@ -2754,6 +3186,9 @@
             <w:shd w:val="clear" w:color="auto" w:fill="F4F6FA"/>
           </w:tcPr>
           <w:p>
+            <w:pPr>
+              <w:keepNext/>
+            </w:pPr>
             <w:r/>
             <w:r>
               <w:rPr>
@@ -2769,6 +3204,9 @@
             <w:shd w:val="clear" w:color="auto" w:fill="F4F6FA"/>
           </w:tcPr>
           <w:p>
+            <w:pPr>
+              <w:keepNext/>
+            </w:pPr>
             <w:r/>
             <w:r>
               <w:rPr>
@@ -2784,6 +3222,9 @@
             <w:shd w:val="clear" w:color="auto" w:fill="F4F6FA"/>
           </w:tcPr>
           <w:p>
+            <w:pPr>
+              <w:keepNext/>
+            </w:pPr>
             <w:r/>
             <w:r>
               <w:rPr>
@@ -2799,6 +3240,9 @@
             <w:shd w:val="clear" w:color="auto" w:fill="F4F6FA"/>
           </w:tcPr>
           <w:p>
+            <w:pPr>
+              <w:keepNext/>
+            </w:pPr>
             <w:r/>
             <w:r>
               <w:rPr>
@@ -2814,6 +3258,9 @@
             <w:shd w:val="clear" w:color="auto" w:fill="F4F6FA"/>
           </w:tcPr>
           <w:p>
+            <w:pPr>
+              <w:keepNext/>
+            </w:pPr>
             <w:r/>
             <w:r>
               <w:rPr>
@@ -2829,6 +3276,9 @@
             <w:shd w:val="clear" w:color="auto" w:fill="F4F6FA"/>
           </w:tcPr>
           <w:p>
+            <w:pPr>
+              <w:keepNext/>
+            </w:pPr>
             <w:r/>
             <w:r>
               <w:rPr>
@@ -2840,6 +3290,9 @@
         </w:tc>
       </w:tr>
       <w:tr>
+        <w:trPr>
+          <w:cantSplit/>
+        </w:trPr>
         <w:tc>
           <w:tcPr>
             <w:tcW w:type="dxa" w:w="1134"/>
@@ -2943,6 +3396,7 @@
     <w:p/>
     <w:p>
       <w:pPr>
+        <w:keepNext/>
         <w:jc w:val="center"/>
       </w:pPr>
       <w:r>
@@ -3006,7 +3460,7 @@
         <w:rPr>
           <w:i w:val="0"/>
         </w:rPr>
-        <w:t>The picture is a service that saturates early and then queues. Going from 5 to 50 workers in market hours did not add throughput — it fell slightly from 3.18 to 2.78 req/s — while median latency rose from 1.1 to 8.3 seconds and p95 to 26.6 seconds. Nothing ever failed: 648 load requests, zero HTTP errors, no 429, no Retry-After header. A naive client that adds parallelism when things get slow only makes its own latency worse, and the service never tells it to back off.</w:t>
+        <w:t>The picture is a service that saturates early and then queues. Going from 5 to 50 workers in market hours did not add throughput. It fell slightly, from 3.18 to 2.78 req/s, while median latency rose from 1.1 to 8.3 seconds and p95 to 26.6 seconds. Nothing ever failed: 648 load requests, zero HTTP errors, no 429, no Retry-After header. A naive client that adds parallelism when things get slow only makes its own latency worse, and the service never tells it to back off.</w:t>
       </w:r>
     </w:p>
     <w:p>
@@ -3025,6 +3479,7 @@
     </w:p>
     <w:p>
       <w:pPr>
+        <w:keepNext/>
         <w:jc w:val="center"/>
       </w:pPr>
       <w:r>
@@ -3093,6 +3548,7 @@
     </w:p>
     <w:p>
       <w:pPr>
+        <w:keepNext/>
         <w:jc w:val="center"/>
       </w:pPr>
       <w:r>
@@ -3200,7 +3656,7 @@
         <w:t xml:space="preserve">Caching: </w:t>
       </w:r>
       <w:r>
-        <w:t>no Cache-Control, ETag or Age headers, and repeats were not faster than the first call — no sign of an HTTP cache.</w:t>
+        <w:t>no Cache-Control, ETag or Age headers, and repeats were not faster than the first call, so there is no sign of an HTTP cache.</w:t>
       </w:r>
     </w:p>
     <w:p>
@@ -3247,6 +3703,7 @@
     </w:p>
     <w:p>
       <w:pPr>
+        <w:keepNext/>
         <w:jc w:val="center"/>
       </w:pPr>
       <w:r>
@@ -3318,20 +3775,29 @@
         <w:tblStyle w:val="TableGrid"/>
         <w:tblW w:type="auto" w:w="0"/>
         <w:jc w:val="center"/>
+        <w:tblLayout w:type="fixed"/>
         <w:tblLook w:firstColumn="1" w:firstRow="1" w:lastColumn="0" w:lastRow="0" w:noHBand="0" w:noVBand="1" w:val="04A0"/>
+        <w:tblLayout w:type="fixed"/>
       </w:tblPr>
       <w:tblGrid>
-        <w:gridCol w:w="3137"/>
-        <w:gridCol w:w="3137"/>
-        <w:gridCol w:w="3137"/>
+        <w:gridCol w:w="2948"/>
+        <w:gridCol w:w="3061"/>
+        <w:gridCol w:w="3402"/>
       </w:tblGrid>
       <w:tr>
+        <w:trPr>
+          <w:cantSplit/>
+          <w:tblHeader/>
+        </w:trPr>
         <w:tc>
           <w:tcPr>
             <w:tcW w:type="dxa" w:w="2948"/>
             <w:shd w:val="clear" w:color="auto" w:fill="14213D"/>
           </w:tcPr>
           <w:p>
+            <w:pPr>
+              <w:keepNext/>
+            </w:pPr>
             <w:r/>
             <w:r>
               <w:rPr>
@@ -3349,6 +3815,9 @@
             <w:shd w:val="clear" w:color="auto" w:fill="14213D"/>
           </w:tcPr>
           <w:p>
+            <w:pPr>
+              <w:keepNext/>
+            </w:pPr>
             <w:r/>
             <w:r>
               <w:rPr>
@@ -3366,6 +3835,9 @@
             <w:shd w:val="clear" w:color="auto" w:fill="14213D"/>
           </w:tcPr>
           <w:p>
+            <w:pPr>
+              <w:keepNext/>
+            </w:pPr>
             <w:r/>
             <w:r>
               <w:rPr>
@@ -3379,11 +3851,17 @@
         </w:tc>
       </w:tr>
       <w:tr>
+        <w:trPr>
+          <w:cantSplit/>
+        </w:trPr>
         <w:tc>
           <w:tcPr>
             <w:tcW w:type="dxa" w:w="2948"/>
           </w:tcPr>
           <w:p>
+            <w:pPr>
+              <w:keepNext/>
+            </w:pPr>
             <w:r/>
             <w:r>
               <w:rPr>
@@ -3398,6 +3876,9 @@
             <w:tcW w:type="dxa" w:w="3061"/>
           </w:tcPr>
           <w:p>
+            <w:pPr>
+              <w:keepNext/>
+            </w:pPr>
             <w:r/>
             <w:r>
               <w:rPr>
@@ -3412,6 +3893,9 @@
             <w:tcW w:type="dxa" w:w="3402"/>
           </w:tcPr>
           <w:p>
+            <w:pPr>
+              <w:keepNext/>
+            </w:pPr>
             <w:r/>
             <w:r>
               <w:rPr>
@@ -3423,12 +3907,18 @@
         </w:tc>
       </w:tr>
       <w:tr>
+        <w:trPr>
+          <w:cantSplit/>
+        </w:trPr>
         <w:tc>
           <w:tcPr>
             <w:tcW w:type="dxa" w:w="2948"/>
             <w:shd w:val="clear" w:color="auto" w:fill="F4F6FA"/>
           </w:tcPr>
           <w:p>
+            <w:pPr>
+              <w:keepNext/>
+            </w:pPr>
             <w:r/>
             <w:r>
               <w:rPr>
@@ -3444,6 +3934,9 @@
             <w:shd w:val="clear" w:color="auto" w:fill="F4F6FA"/>
           </w:tcPr>
           <w:p>
+            <w:pPr>
+              <w:keepNext/>
+            </w:pPr>
             <w:r/>
             <w:r>
               <w:rPr>
@@ -3459,6 +3952,9 @@
             <w:shd w:val="clear" w:color="auto" w:fill="F4F6FA"/>
           </w:tcPr>
           <w:p>
+            <w:pPr>
+              <w:keepNext/>
+            </w:pPr>
             <w:r/>
             <w:r>
               <w:rPr>
@@ -3470,11 +3966,17 @@
         </w:tc>
       </w:tr>
       <w:tr>
+        <w:trPr>
+          <w:cantSplit/>
+        </w:trPr>
         <w:tc>
           <w:tcPr>
             <w:tcW w:type="dxa" w:w="2948"/>
           </w:tcPr>
           <w:p>
+            <w:pPr>
+              <w:keepNext/>
+            </w:pPr>
             <w:r/>
             <w:r>
               <w:rPr>
@@ -3489,6 +3991,9 @@
             <w:tcW w:type="dxa" w:w="3061"/>
           </w:tcPr>
           <w:p>
+            <w:pPr>
+              <w:keepNext/>
+            </w:pPr>
             <w:r/>
             <w:r>
               <w:rPr>
@@ -3503,6 +4008,9 @@
             <w:tcW w:type="dxa" w:w="3402"/>
           </w:tcPr>
           <w:p>
+            <w:pPr>
+              <w:keepNext/>
+            </w:pPr>
             <w:r/>
             <w:r>
               <w:rPr>
@@ -3514,12 +4022,18 @@
         </w:tc>
       </w:tr>
       <w:tr>
+        <w:trPr>
+          <w:cantSplit/>
+        </w:trPr>
         <w:tc>
           <w:tcPr>
             <w:tcW w:type="dxa" w:w="2948"/>
             <w:shd w:val="clear" w:color="auto" w:fill="F4F6FA"/>
           </w:tcPr>
           <w:p>
+            <w:pPr>
+              <w:keepNext/>
+            </w:pPr>
             <w:r/>
             <w:r>
               <w:rPr>
@@ -3535,6 +4049,9 @@
             <w:shd w:val="clear" w:color="auto" w:fill="F4F6FA"/>
           </w:tcPr>
           <w:p>
+            <w:pPr>
+              <w:keepNext/>
+            </w:pPr>
             <w:r/>
             <w:r>
               <w:rPr>
@@ -3550,6 +4067,9 @@
             <w:shd w:val="clear" w:color="auto" w:fill="F4F6FA"/>
           </w:tcPr>
           <w:p>
+            <w:pPr>
+              <w:keepNext/>
+            </w:pPr>
             <w:r/>
             <w:r>
               <w:rPr>
@@ -3561,11 +4081,17 @@
         </w:tc>
       </w:tr>
       <w:tr>
+        <w:trPr>
+          <w:cantSplit/>
+        </w:trPr>
         <w:tc>
           <w:tcPr>
             <w:tcW w:type="dxa" w:w="2948"/>
           </w:tcPr>
           <w:p>
+            <w:pPr>
+              <w:keepNext/>
+            </w:pPr>
             <w:r/>
             <w:r>
               <w:rPr>
@@ -3580,6 +4106,9 @@
             <w:tcW w:type="dxa" w:w="3061"/>
           </w:tcPr>
           <w:p>
+            <w:pPr>
+              <w:keepNext/>
+            </w:pPr>
             <w:r/>
             <w:r>
               <w:rPr>
@@ -3594,6 +4123,9 @@
             <w:tcW w:type="dxa" w:w="3402"/>
           </w:tcPr>
           <w:p>
+            <w:pPr>
+              <w:keepNext/>
+            </w:pPr>
             <w:r/>
             <w:r>
               <w:rPr>
@@ -3605,6 +4137,9 @@
         </w:tc>
       </w:tr>
       <w:tr>
+        <w:trPr>
+          <w:cantSplit/>
+        </w:trPr>
         <w:tc>
           <w:tcPr>
             <w:tcW w:type="dxa" w:w="2948"/>
@@ -3654,16 +4189,11 @@
     </w:tbl>
     <w:p/>
     <w:p>
-      <w:r>
-        <w:br w:type="page"/>
-      </w:r>
-    </w:p>
-    <w:p>
       <w:pPr>
         <w:pStyle w:val="Heading1"/>
       </w:pPr>
       <w:r>
-        <w:t>5. Part 3 — operational risk review</w:t>
+        <w:t>5. Part 3: operational risk review</w:t>
       </w:r>
     </w:p>
     <w:p>
@@ -3679,23 +4209,32 @@
         <w:tblStyle w:val="TableGrid"/>
         <w:tblW w:type="auto" w:w="0"/>
         <w:jc w:val="center"/>
+        <w:tblLayout w:type="fixed"/>
         <w:tblLook w:firstColumn="1" w:firstRow="1" w:lastColumn="0" w:lastRow="0" w:noHBand="0" w:noVBand="1" w:val="04A0"/>
+        <w:tblLayout w:type="fixed"/>
       </w:tblPr>
       <w:tblGrid>
-        <w:gridCol w:w="1569"/>
-        <w:gridCol w:w="1569"/>
-        <w:gridCol w:w="1569"/>
-        <w:gridCol w:w="1569"/>
-        <w:gridCol w:w="1569"/>
-        <w:gridCol w:w="1569"/>
+        <w:gridCol w:w="454"/>
+        <w:gridCol w:w="2268"/>
+        <w:gridCol w:w="1928"/>
+        <w:gridCol w:w="1247"/>
+        <w:gridCol w:w="1247"/>
+        <w:gridCol w:w="2268"/>
       </w:tblGrid>
       <w:tr>
+        <w:trPr>
+          <w:cantSplit/>
+          <w:tblHeader/>
+        </w:trPr>
         <w:tc>
           <w:tcPr>
             <w:tcW w:type="dxa" w:w="454"/>
             <w:shd w:val="clear" w:color="auto" w:fill="14213D"/>
           </w:tcPr>
           <w:p>
+            <w:pPr>
+              <w:keepNext/>
+            </w:pPr>
             <w:r/>
             <w:r>
               <w:rPr>
@@ -3713,6 +4252,9 @@
             <w:shd w:val="clear" w:color="auto" w:fill="14213D"/>
           </w:tcPr>
           <w:p>
+            <w:pPr>
+              <w:keepNext/>
+            </w:pPr>
             <w:r/>
             <w:r>
               <w:rPr>
@@ -3730,6 +4272,9 @@
             <w:shd w:val="clear" w:color="auto" w:fill="14213D"/>
           </w:tcPr>
           <w:p>
+            <w:pPr>
+              <w:keepNext/>
+            </w:pPr>
             <w:r/>
             <w:r>
               <w:rPr>
@@ -3743,10 +4288,13 @@
         </w:tc>
         <w:tc>
           <w:tcPr>
-            <w:tcW w:type="dxa" w:w="1361"/>
+            <w:tcW w:type="dxa" w:w="1247"/>
             <w:shd w:val="clear" w:color="auto" w:fill="14213D"/>
           </w:tcPr>
           <w:p>
+            <w:pPr>
+              <w:keepNext/>
+            </w:pPr>
             <w:r/>
             <w:r>
               <w:rPr>
@@ -3760,10 +4308,13 @@
         </w:tc>
         <w:tc>
           <w:tcPr>
-            <w:tcW w:type="dxa" w:w="1361"/>
+            <w:tcW w:type="dxa" w:w="1247"/>
             <w:shd w:val="clear" w:color="auto" w:fill="14213D"/>
           </w:tcPr>
           <w:p>
+            <w:pPr>
+              <w:keepNext/>
+            </w:pPr>
             <w:r/>
             <w:r>
               <w:rPr>
@@ -3777,10 +4328,13 @@
         </w:tc>
         <w:tc>
           <w:tcPr>
-            <w:tcW w:type="dxa" w:w="2381"/>
+            <w:tcW w:type="dxa" w:w="2268"/>
             <w:shd w:val="clear" w:color="auto" w:fill="14213D"/>
           </w:tcPr>
           <w:p>
+            <w:pPr>
+              <w:keepNext/>
+            </w:pPr>
             <w:r/>
             <w:r>
               <w:rPr>
@@ -3794,11 +4348,17 @@
         </w:tc>
       </w:tr>
       <w:tr>
+        <w:trPr>
+          <w:cantSplit/>
+        </w:trPr>
         <w:tc>
           <w:tcPr>
             <w:tcW w:type="dxa" w:w="454"/>
           </w:tcPr>
           <w:p>
+            <w:pPr>
+              <w:keepNext/>
+            </w:pPr>
             <w:r/>
             <w:r>
               <w:rPr>
@@ -3813,6 +4373,9 @@
             <w:tcW w:type="dxa" w:w="2268"/>
           </w:tcPr>
           <w:p>
+            <w:pPr>
+              <w:keepNext/>
+            </w:pPr>
             <w:r/>
             <w:r>
               <w:rPr>
@@ -3827,6 +4390,9 @@
             <w:tcW w:type="dxa" w:w="1928"/>
           </w:tcPr>
           <w:p>
+            <w:pPr>
+              <w:keepNext/>
+            </w:pPr>
             <w:r/>
             <w:r>
               <w:rPr>
@@ -3838,9 +4404,12 @@
         </w:tc>
         <w:tc>
           <w:tcPr>
-            <w:tcW w:type="dxa" w:w="1361"/>
+            <w:tcW w:type="dxa" w:w="1247"/>
           </w:tcPr>
           <w:p>
+            <w:pPr>
+              <w:keepNext/>
+            </w:pPr>
             <w:r/>
             <w:r>
               <w:rPr>
@@ -3852,9 +4421,12 @@
         </w:tc>
         <w:tc>
           <w:tcPr>
-            <w:tcW w:type="dxa" w:w="1361"/>
+            <w:tcW w:type="dxa" w:w="1247"/>
           </w:tcPr>
           <w:p>
+            <w:pPr>
+              <w:keepNext/>
+            </w:pPr>
             <w:r/>
             <w:r>
               <w:rPr>
@@ -3866,9 +4438,12 @@
         </w:tc>
         <w:tc>
           <w:tcPr>
-            <w:tcW w:type="dxa" w:w="2381"/>
+            <w:tcW w:type="dxa" w:w="2268"/>
           </w:tcPr>
           <w:p>
+            <w:pPr>
+              <w:keepNext/>
+            </w:pPr>
             <w:r/>
             <w:r>
               <w:rPr>
@@ -3880,12 +4455,18 @@
         </w:tc>
       </w:tr>
       <w:tr>
+        <w:trPr>
+          <w:cantSplit/>
+        </w:trPr>
         <w:tc>
           <w:tcPr>
             <w:tcW w:type="dxa" w:w="454"/>
             <w:shd w:val="clear" w:color="auto" w:fill="F4F6FA"/>
           </w:tcPr>
           <w:p>
+            <w:pPr>
+              <w:keepNext/>
+            </w:pPr>
             <w:r/>
             <w:r>
               <w:rPr>
@@ -3901,6 +4482,9 @@
             <w:shd w:val="clear" w:color="auto" w:fill="F4F6FA"/>
           </w:tcPr>
           <w:p>
+            <w:pPr>
+              <w:keepNext/>
+            </w:pPr>
             <w:r/>
             <w:r>
               <w:rPr>
@@ -3916,6 +4500,9 @@
             <w:shd w:val="clear" w:color="auto" w:fill="F4F6FA"/>
           </w:tcPr>
           <w:p>
+            <w:pPr>
+              <w:keepNext/>
+            </w:pPr>
             <w:r/>
             <w:r>
               <w:rPr>
@@ -3927,10 +4514,13 @@
         </w:tc>
         <w:tc>
           <w:tcPr>
-            <w:tcW w:type="dxa" w:w="1361"/>
+            <w:tcW w:type="dxa" w:w="1247"/>
             <w:shd w:val="clear" w:color="auto" w:fill="F4F6FA"/>
           </w:tcPr>
           <w:p>
+            <w:pPr>
+              <w:keepNext/>
+            </w:pPr>
             <w:r/>
             <w:r>
               <w:rPr>
@@ -3942,10 +4532,13 @@
         </w:tc>
         <w:tc>
           <w:tcPr>
-            <w:tcW w:type="dxa" w:w="1361"/>
+            <w:tcW w:type="dxa" w:w="1247"/>
             <w:shd w:val="clear" w:color="auto" w:fill="F4F6FA"/>
           </w:tcPr>
           <w:p>
+            <w:pPr>
+              <w:keepNext/>
+            </w:pPr>
             <w:r/>
             <w:r>
               <w:rPr>
@@ -3957,10 +4550,13 @@
         </w:tc>
         <w:tc>
           <w:tcPr>
-            <w:tcW w:type="dxa" w:w="2381"/>
+            <w:tcW w:type="dxa" w:w="2268"/>
             <w:shd w:val="clear" w:color="auto" w:fill="F4F6FA"/>
           </w:tcPr>
           <w:p>
+            <w:pPr>
+              <w:keepNext/>
+            </w:pPr>
             <w:r/>
             <w:r>
               <w:rPr>
@@ -3972,11 +4568,17 @@
         </w:tc>
       </w:tr>
       <w:tr>
+        <w:trPr>
+          <w:cantSplit/>
+        </w:trPr>
         <w:tc>
           <w:tcPr>
             <w:tcW w:type="dxa" w:w="454"/>
           </w:tcPr>
           <w:p>
+            <w:pPr>
+              <w:keepNext/>
+            </w:pPr>
             <w:r/>
             <w:r>
               <w:rPr>
@@ -3991,6 +4593,9 @@
             <w:tcW w:type="dxa" w:w="2268"/>
           </w:tcPr>
           <w:p>
+            <w:pPr>
+              <w:keepNext/>
+            </w:pPr>
             <w:r/>
             <w:r>
               <w:rPr>
@@ -4005,6 +4610,9 @@
             <w:tcW w:type="dxa" w:w="1928"/>
           </w:tcPr>
           <w:p>
+            <w:pPr>
+              <w:keepNext/>
+            </w:pPr>
             <w:r/>
             <w:r>
               <w:rPr>
@@ -4016,9 +4624,12 @@
         </w:tc>
         <w:tc>
           <w:tcPr>
-            <w:tcW w:type="dxa" w:w="1361"/>
+            <w:tcW w:type="dxa" w:w="1247"/>
           </w:tcPr>
           <w:p>
+            <w:pPr>
+              <w:keepNext/>
+            </w:pPr>
             <w:r/>
             <w:r>
               <w:rPr>
@@ -4030,9 +4641,12 @@
         </w:tc>
         <w:tc>
           <w:tcPr>
-            <w:tcW w:type="dxa" w:w="1361"/>
+            <w:tcW w:type="dxa" w:w="1247"/>
           </w:tcPr>
           <w:p>
+            <w:pPr>
+              <w:keepNext/>
+            </w:pPr>
             <w:r/>
             <w:r>
               <w:rPr>
@@ -4044,9 +4658,12 @@
         </w:tc>
         <w:tc>
           <w:tcPr>
-            <w:tcW w:type="dxa" w:w="2381"/>
+            <w:tcW w:type="dxa" w:w="2268"/>
           </w:tcPr>
           <w:p>
+            <w:pPr>
+              <w:keepNext/>
+            </w:pPr>
             <w:r/>
             <w:r>
               <w:rPr>
@@ -4058,12 +4675,18 @@
         </w:tc>
       </w:tr>
       <w:tr>
+        <w:trPr>
+          <w:cantSplit/>
+        </w:trPr>
         <w:tc>
           <w:tcPr>
             <w:tcW w:type="dxa" w:w="454"/>
             <w:shd w:val="clear" w:color="auto" w:fill="F4F6FA"/>
           </w:tcPr>
           <w:p>
+            <w:pPr>
+              <w:keepNext/>
+            </w:pPr>
             <w:r/>
             <w:r>
               <w:rPr>
@@ -4079,6 +4702,9 @@
             <w:shd w:val="clear" w:color="auto" w:fill="F4F6FA"/>
           </w:tcPr>
           <w:p>
+            <w:pPr>
+              <w:keepNext/>
+            </w:pPr>
             <w:r/>
             <w:r>
               <w:rPr>
@@ -4094,6 +4720,9 @@
             <w:shd w:val="clear" w:color="auto" w:fill="F4F6FA"/>
           </w:tcPr>
           <w:p>
+            <w:pPr>
+              <w:keepNext/>
+            </w:pPr>
             <w:r/>
             <w:r>
               <w:rPr>
@@ -4105,10 +4734,13 @@
         </w:tc>
         <w:tc>
           <w:tcPr>
-            <w:tcW w:type="dxa" w:w="1361"/>
+            <w:tcW w:type="dxa" w:w="1247"/>
             <w:shd w:val="clear" w:color="auto" w:fill="F4F6FA"/>
           </w:tcPr>
           <w:p>
+            <w:pPr>
+              <w:keepNext/>
+            </w:pPr>
             <w:r/>
             <w:r>
               <w:rPr>
@@ -4120,10 +4752,13 @@
         </w:tc>
         <w:tc>
           <w:tcPr>
-            <w:tcW w:type="dxa" w:w="1361"/>
+            <w:tcW w:type="dxa" w:w="1247"/>
             <w:shd w:val="clear" w:color="auto" w:fill="F4F6FA"/>
           </w:tcPr>
           <w:p>
+            <w:pPr>
+              <w:keepNext/>
+            </w:pPr>
             <w:r/>
             <w:r>
               <w:rPr>
@@ -4135,10 +4770,13 @@
         </w:tc>
         <w:tc>
           <w:tcPr>
-            <w:tcW w:type="dxa" w:w="2381"/>
+            <w:tcW w:type="dxa" w:w="2268"/>
             <w:shd w:val="clear" w:color="auto" w:fill="F4F6FA"/>
           </w:tcPr>
           <w:p>
+            <w:pPr>
+              <w:keepNext/>
+            </w:pPr>
             <w:r/>
             <w:r>
               <w:rPr>
@@ -4150,11 +4788,17 @@
         </w:tc>
       </w:tr>
       <w:tr>
+        <w:trPr>
+          <w:cantSplit/>
+        </w:trPr>
         <w:tc>
           <w:tcPr>
             <w:tcW w:type="dxa" w:w="454"/>
           </w:tcPr>
           <w:p>
+            <w:pPr>
+              <w:keepNext/>
+            </w:pPr>
             <w:r/>
             <w:r>
               <w:rPr>
@@ -4169,6 +4813,9 @@
             <w:tcW w:type="dxa" w:w="2268"/>
           </w:tcPr>
           <w:p>
+            <w:pPr>
+              <w:keepNext/>
+            </w:pPr>
             <w:r/>
             <w:r>
               <w:rPr>
@@ -4183,6 +4830,9 @@
             <w:tcW w:type="dxa" w:w="1928"/>
           </w:tcPr>
           <w:p>
+            <w:pPr>
+              <w:keepNext/>
+            </w:pPr>
             <w:r/>
             <w:r>
               <w:rPr>
@@ -4194,9 +4844,12 @@
         </w:tc>
         <w:tc>
           <w:tcPr>
-            <w:tcW w:type="dxa" w:w="1361"/>
+            <w:tcW w:type="dxa" w:w="1247"/>
           </w:tcPr>
           <w:p>
+            <w:pPr>
+              <w:keepNext/>
+            </w:pPr>
             <w:r/>
             <w:r>
               <w:rPr>
@@ -4208,9 +4861,12 @@
         </w:tc>
         <w:tc>
           <w:tcPr>
-            <w:tcW w:type="dxa" w:w="1361"/>
+            <w:tcW w:type="dxa" w:w="1247"/>
           </w:tcPr>
           <w:p>
+            <w:pPr>
+              <w:keepNext/>
+            </w:pPr>
             <w:r/>
             <w:r>
               <w:rPr>
@@ -4222,9 +4878,12 @@
         </w:tc>
         <w:tc>
           <w:tcPr>
-            <w:tcW w:type="dxa" w:w="2381"/>
+            <w:tcW w:type="dxa" w:w="2268"/>
           </w:tcPr>
           <w:p>
+            <w:pPr>
+              <w:keepNext/>
+            </w:pPr>
             <w:r/>
             <w:r>
               <w:rPr>
@@ -4236,12 +4895,18 @@
         </w:tc>
       </w:tr>
       <w:tr>
+        <w:trPr>
+          <w:cantSplit/>
+        </w:trPr>
         <w:tc>
           <w:tcPr>
             <w:tcW w:type="dxa" w:w="454"/>
             <w:shd w:val="clear" w:color="auto" w:fill="F4F6FA"/>
           </w:tcPr>
           <w:p>
+            <w:pPr>
+              <w:keepNext/>
+            </w:pPr>
             <w:r/>
             <w:r>
               <w:rPr>
@@ -4257,6 +4922,9 @@
             <w:shd w:val="clear" w:color="auto" w:fill="F4F6FA"/>
           </w:tcPr>
           <w:p>
+            <w:pPr>
+              <w:keepNext/>
+            </w:pPr>
             <w:r/>
             <w:r>
               <w:rPr>
@@ -4272,6 +4940,9 @@
             <w:shd w:val="clear" w:color="auto" w:fill="F4F6FA"/>
           </w:tcPr>
           <w:p>
+            <w:pPr>
+              <w:keepNext/>
+            </w:pPr>
             <w:r/>
             <w:r>
               <w:rPr>
@@ -4283,10 +4954,13 @@
         </w:tc>
         <w:tc>
           <w:tcPr>
-            <w:tcW w:type="dxa" w:w="1361"/>
+            <w:tcW w:type="dxa" w:w="1247"/>
             <w:shd w:val="clear" w:color="auto" w:fill="F4F6FA"/>
           </w:tcPr>
           <w:p>
+            <w:pPr>
+              <w:keepNext/>
+            </w:pPr>
             <w:r/>
             <w:r>
               <w:rPr>
@@ -4298,10 +4972,13 @@
         </w:tc>
         <w:tc>
           <w:tcPr>
-            <w:tcW w:type="dxa" w:w="1361"/>
+            <w:tcW w:type="dxa" w:w="1247"/>
             <w:shd w:val="clear" w:color="auto" w:fill="F4F6FA"/>
           </w:tcPr>
           <w:p>
+            <w:pPr>
+              <w:keepNext/>
+            </w:pPr>
             <w:r/>
             <w:r>
               <w:rPr>
@@ -4313,10 +4990,13 @@
         </w:tc>
         <w:tc>
           <w:tcPr>
-            <w:tcW w:type="dxa" w:w="2381"/>
+            <w:tcW w:type="dxa" w:w="2268"/>
             <w:shd w:val="clear" w:color="auto" w:fill="F4F6FA"/>
           </w:tcPr>
           <w:p>
+            <w:pPr>
+              <w:keepNext/>
+            </w:pPr>
             <w:r/>
             <w:r>
               <w:rPr>
@@ -4328,6 +5008,9 @@
         </w:tc>
       </w:tr>
       <w:tr>
+        <w:trPr>
+          <w:cantSplit/>
+        </w:trPr>
         <w:tc>
           <w:tcPr>
             <w:tcW w:type="dxa" w:w="454"/>
@@ -4372,7 +5055,7 @@
         </w:tc>
         <w:tc>
           <w:tcPr>
-            <w:tcW w:type="dxa" w:w="1361"/>
+            <w:tcW w:type="dxa" w:w="1247"/>
           </w:tcPr>
           <w:p>
             <w:r/>
@@ -4386,7 +5069,7 @@
         </w:tc>
         <w:tc>
           <w:tcPr>
-            <w:tcW w:type="dxa" w:w="1361"/>
+            <w:tcW w:type="dxa" w:w="1247"/>
           </w:tcPr>
           <w:p>
             <w:r/>
@@ -4400,7 +5083,7 @@
         </w:tc>
         <w:tc>
           <w:tcPr>
-            <w:tcW w:type="dxa" w:w="2381"/>
+            <w:tcW w:type="dxa" w:w="2268"/>
           </w:tcPr>
           <w:p>
             <w:r/>
@@ -4420,22 +5103,27 @@
         <w:pStyle w:val="Heading1"/>
       </w:pPr>
       <w:r>
-        <w:t>6. Part 4 — incident simulation INC-SIM-01</w:t>
+        <w:t>6. Part 4: incident simulation INC-SIM-01</w:t>
       </w:r>
     </w:p>
     <w:tbl>
       <w:tblPr>
         <w:tblW w:type="auto" w:w="0"/>
         <w:jc w:val="center"/>
+        <w:tblLayout w:type="fixed"/>
         <w:tblLook w:firstColumn="1" w:firstRow="1" w:lastColumn="0" w:lastRow="0" w:noHBand="0" w:noVBand="1" w:val="04A0"/>
+        <w:tblLayout w:type="fixed"/>
       </w:tblPr>
       <w:tblGrid>
-        <w:gridCol w:w="9412"/>
+        <w:gridCol w:w="9411"/>
       </w:tblGrid>
       <w:tr>
+        <w:trPr>
+          <w:cantSplit/>
+        </w:trPr>
         <w:tc>
           <w:tcPr>
-            <w:tcW w:type="dxa" w:w="9412"/>
+            <w:tcW w:type="dxa" w:w="9411"/>
             <w:shd w:val="clear" w:color="auto" w:fill="E9A23B"/>
             <w:tcMar>
               <w:top w:w="198" w:type="dxa"/>
@@ -4486,19 +5174,28 @@
         <w:tblStyle w:val="TableGrid"/>
         <w:tblW w:type="auto" w:w="0"/>
         <w:jc w:val="center"/>
+        <w:tblLayout w:type="fixed"/>
         <w:tblLook w:firstColumn="1" w:firstRow="1" w:lastColumn="0" w:lastRow="0" w:noHBand="0" w:noVBand="1" w:val="04A0"/>
+        <w:tblLayout w:type="fixed"/>
       </w:tblPr>
       <w:tblGrid>
-        <w:gridCol w:w="4706"/>
-        <w:gridCol w:w="4706"/>
+        <w:gridCol w:w="1701"/>
+        <w:gridCol w:w="7710"/>
       </w:tblGrid>
       <w:tr>
+        <w:trPr>
+          <w:cantSplit/>
+          <w:tblHeader/>
+        </w:trPr>
         <w:tc>
           <w:tcPr>
             <w:tcW w:type="dxa" w:w="1701"/>
             <w:shd w:val="clear" w:color="auto" w:fill="14213D"/>
           </w:tcPr>
           <w:p>
+            <w:pPr>
+              <w:keepNext/>
+            </w:pPr>
             <w:r/>
             <w:r>
               <w:rPr>
@@ -4516,6 +5213,9 @@
             <w:shd w:val="clear" w:color="auto" w:fill="14213D"/>
           </w:tcPr>
           <w:p>
+            <w:pPr>
+              <w:keepNext/>
+            </w:pPr>
             <w:r/>
             <w:r>
               <w:rPr>
@@ -4529,11 +5229,17 @@
         </w:tc>
       </w:tr>
       <w:tr>
+        <w:trPr>
+          <w:cantSplit/>
+        </w:trPr>
         <w:tc>
           <w:tcPr>
             <w:tcW w:type="dxa" w:w="1701"/>
           </w:tcPr>
           <w:p>
+            <w:pPr>
+              <w:keepNext/>
+            </w:pPr>
             <w:r/>
             <w:r>
               <w:rPr>
@@ -4548,6 +5254,9 @@
             <w:tcW w:type="dxa" w:w="7710"/>
           </w:tcPr>
           <w:p>
+            <w:pPr>
+              <w:keepNext/>
+            </w:pPr>
             <w:r/>
             <w:r>
               <w:rPr>
@@ -4559,12 +5268,18 @@
         </w:tc>
       </w:tr>
       <w:tr>
+        <w:trPr>
+          <w:cantSplit/>
+        </w:trPr>
         <w:tc>
           <w:tcPr>
             <w:tcW w:type="dxa" w:w="1701"/>
             <w:shd w:val="clear" w:color="auto" w:fill="F4F6FA"/>
           </w:tcPr>
           <w:p>
+            <w:pPr>
+              <w:keepNext/>
+            </w:pPr>
             <w:r/>
             <w:r>
               <w:rPr>
@@ -4580,6 +5295,9 @@
             <w:shd w:val="clear" w:color="auto" w:fill="F4F6FA"/>
           </w:tcPr>
           <w:p>
+            <w:pPr>
+              <w:keepNext/>
+            </w:pPr>
             <w:r/>
             <w:r>
               <w:rPr>
@@ -4591,11 +5309,17 @@
         </w:tc>
       </w:tr>
       <w:tr>
+        <w:trPr>
+          <w:cantSplit/>
+        </w:trPr>
         <w:tc>
           <w:tcPr>
             <w:tcW w:type="dxa" w:w="1701"/>
           </w:tcPr>
           <w:p>
+            <w:pPr>
+              <w:keepNext/>
+            </w:pPr>
             <w:r/>
             <w:r>
               <w:rPr>
@@ -4610,6 +5334,9 @@
             <w:tcW w:type="dxa" w:w="7710"/>
           </w:tcPr>
           <w:p>
+            <w:pPr>
+              <w:keepNext/>
+            </w:pPr>
             <w:r/>
             <w:r>
               <w:rPr>
@@ -4621,12 +5348,18 @@
         </w:tc>
       </w:tr>
       <w:tr>
+        <w:trPr>
+          <w:cantSplit/>
+        </w:trPr>
         <w:tc>
           <w:tcPr>
             <w:tcW w:type="dxa" w:w="1701"/>
             <w:shd w:val="clear" w:color="auto" w:fill="F4F6FA"/>
           </w:tcPr>
           <w:p>
+            <w:pPr>
+              <w:keepNext/>
+            </w:pPr>
             <w:r/>
             <w:r>
               <w:rPr>
@@ -4642,6 +5375,9 @@
             <w:shd w:val="clear" w:color="auto" w:fill="F4F6FA"/>
           </w:tcPr>
           <w:p>
+            <w:pPr>
+              <w:keepNext/>
+            </w:pPr>
             <w:r/>
             <w:r>
               <w:rPr>
@@ -4653,11 +5389,17 @@
         </w:tc>
       </w:tr>
       <w:tr>
+        <w:trPr>
+          <w:cantSplit/>
+        </w:trPr>
         <w:tc>
           <w:tcPr>
             <w:tcW w:type="dxa" w:w="1701"/>
           </w:tcPr>
           <w:p>
+            <w:pPr>
+              <w:keepNext/>
+            </w:pPr>
             <w:r/>
             <w:r>
               <w:rPr>
@@ -4672,6 +5414,9 @@
             <w:tcW w:type="dxa" w:w="7710"/>
           </w:tcPr>
           <w:p>
+            <w:pPr>
+              <w:keepNext/>
+            </w:pPr>
             <w:r/>
             <w:r>
               <w:rPr>
@@ -4683,12 +5428,18 @@
         </w:tc>
       </w:tr>
       <w:tr>
+        <w:trPr>
+          <w:cantSplit/>
+        </w:trPr>
         <w:tc>
           <w:tcPr>
             <w:tcW w:type="dxa" w:w="1701"/>
             <w:shd w:val="clear" w:color="auto" w:fill="F4F6FA"/>
           </w:tcPr>
           <w:p>
+            <w:pPr>
+              <w:keepNext/>
+            </w:pPr>
             <w:r/>
             <w:r>
               <w:rPr>
@@ -4704,6 +5455,9 @@
             <w:shd w:val="clear" w:color="auto" w:fill="F4F6FA"/>
           </w:tcPr>
           <w:p>
+            <w:pPr>
+              <w:keepNext/>
+            </w:pPr>
             <w:r/>
             <w:r>
               <w:rPr>
@@ -4715,6 +5469,9 @@
         </w:tc>
       </w:tr>
       <w:tr>
+        <w:trPr>
+          <w:cantSplit/>
+        </w:trPr>
         <w:tc>
           <w:tcPr>
             <w:tcW w:type="dxa" w:w="1701"/>
@@ -4786,56 +5543,133 @@
     </w:p>
     <w:p>
       <w:pPr>
-        <w:pStyle w:val="ListNumber"/>
+        <w:tabs>
+          <w:tab w:pos="425" w:val="left"/>
+        </w:tabs>
+        <w:ind w:left="425" w:hanging="425"/>
       </w:pPr>
+      <w:r>
+        <w:rPr>
+          <w:b/>
+          <w:color w:val="0F8B8D"/>
+        </w:rPr>
+        <w:t>1.</w:t>
+        <w:tab/>
+      </w:r>
       <w:r>
         <w:t>Summary and severity; duration from first client report to published explanation.</w:t>
       </w:r>
     </w:p>
     <w:p>
       <w:pPr>
-        <w:pStyle w:val="ListNumber"/>
+        <w:tabs>
+          <w:tab w:pos="425" w:val="left"/>
+        </w:tabs>
+        <w:ind w:left="425" w:hanging="425"/>
       </w:pPr>
+      <w:r>
+        <w:rPr>
+          <w:b/>
+          <w:color w:val="0F8B8D"/>
+        </w:rPr>
+        <w:t>2.</w:t>
+        <w:tab/>
+      </w:r>
       <w:r>
         <w:t>Impact: symbol class, periods, fields, number of clients requesting 1h US-equity candles; no price impact beyond ≤ 0.03 %.</w:t>
       </w:r>
     </w:p>
     <w:p>
       <w:pPr>
-        <w:pStyle w:val="ListNumber"/>
+        <w:tabs>
+          <w:tab w:pos="425" w:val="left"/>
+        </w:tabs>
+        <w:ind w:left="425" w:hanging="425"/>
       </w:pPr>
+      <w:r>
+        <w:rPr>
+          <w:b/>
+          <w:color w:val="0F8B8D"/>
+        </w:rPr>
+        <w:t>3.</w:t>
+        <w:tab/>
+      </w:r>
       <w:r>
         <w:t>Timeline: detection by the client, reproduction, escalation, communication, decision.</w:t>
       </w:r>
     </w:p>
     <w:p>
       <w:pPr>
-        <w:pStyle w:val="ListNumber"/>
+        <w:tabs>
+          <w:tab w:pos="425" w:val="left"/>
+        </w:tabs>
+        <w:ind w:left="425" w:hanging="425"/>
       </w:pPr>
+      <w:r>
+        <w:rPr>
+          <w:b/>
+          <w:color w:val="0F8B8D"/>
+        </w:rPr>
+        <w:t>4.</w:t>
+        <w:tab/>
+      </w:r>
       <w:r>
         <w:t>Root cause: the confirmed inclusion rule, why it differs per period, why it was undocumented.</w:t>
       </w:r>
     </w:p>
     <w:p>
       <w:pPr>
-        <w:pStyle w:val="ListNumber"/>
+        <w:tabs>
+          <w:tab w:pos="425" w:val="left"/>
+        </w:tabs>
+        <w:ind w:left="425" w:hanging="425"/>
       </w:pPr>
+      <w:r>
+        <w:rPr>
+          <w:b/>
+          <w:color w:val="0F8B8D"/>
+        </w:rPr>
+        <w:t>5.</w:t>
+        <w:tab/>
+      </w:r>
       <w:r>
         <w:t>Went well: reproducible in ten minutes from public endpoints; message without speculation.</w:t>
       </w:r>
     </w:p>
     <w:p>
       <w:pPr>
-        <w:pStyle w:val="ListNumber"/>
+        <w:tabs>
+          <w:tab w:pos="425" w:val="left"/>
+        </w:tabs>
+        <w:ind w:left="425" w:hanging="425"/>
       </w:pPr>
+      <w:r>
+        <w:rPr>
+          <w:b/>
+          <w:color w:val="0F8B8D"/>
+        </w:rPr>
+        <w:t>6.</w:t>
+        <w:tab/>
+      </w:r>
       <w:r>
         <w:t>Went badly: found by the client; no cross-timeframe probe; status OK gives no hint.</w:t>
       </w:r>
     </w:p>
     <w:p>
       <w:pPr>
-        <w:pStyle w:val="ListNumber"/>
+        <w:tabs>
+          <w:tab w:pos="425" w:val="left"/>
+        </w:tabs>
+        <w:ind w:left="425" w:hanging="425"/>
       </w:pPr>
+      <w:r>
+        <w:rPr>
+          <w:b/>
+          <w:color w:val="0F8B8D"/>
+        </w:rPr>
+        <w:t>7.</w:t>
+        <w:tab/>
+      </w:r>
       <w:r>
         <w:t>Actions: nightly 1h-vs-1m probe (monitoring), aggregation rules in docs (docs), single rule or per-period attribute (aggregation), known-issues page (support).</w:t>
       </w:r>
@@ -4845,7 +5679,7 @@
         <w:pStyle w:val="Heading1"/>
       </w:pPr>
       <w:r>
-        <w:t>7. Part 5 — three product improvements</w:t>
+        <w:t>7. Part 5: three product improvements</w:t>
       </w:r>
     </w:p>
     <w:tbl>
@@ -4853,22 +5687,31 @@
         <w:tblStyle w:val="TableGrid"/>
         <w:tblW w:type="auto" w:w="0"/>
         <w:jc w:val="center"/>
+        <w:tblLayout w:type="fixed"/>
         <w:tblLook w:firstColumn="1" w:firstRow="1" w:lastColumn="0" w:lastRow="0" w:noHBand="0" w:noVBand="1" w:val="04A0"/>
+        <w:tblLayout w:type="fixed"/>
       </w:tblPr>
       <w:tblGrid>
-        <w:gridCol w:w="1882"/>
-        <w:gridCol w:w="1882"/>
-        <w:gridCol w:w="1882"/>
-        <w:gridCol w:w="1882"/>
-        <w:gridCol w:w="1882"/>
+        <w:gridCol w:w="1247"/>
+        <w:gridCol w:w="2268"/>
+        <w:gridCol w:w="2608"/>
+        <w:gridCol w:w="1701"/>
+        <w:gridCol w:w="1587"/>
       </w:tblGrid>
       <w:tr>
+        <w:trPr>
+          <w:cantSplit/>
+          <w:tblHeader/>
+        </w:trPr>
         <w:tc>
           <w:tcPr>
             <w:tcW w:type="dxa" w:w="1247"/>
             <w:shd w:val="clear" w:color="auto" w:fill="14213D"/>
           </w:tcPr>
           <w:p>
+            <w:pPr>
+              <w:keepNext/>
+            </w:pPr>
             <w:r/>
             <w:r>
               <w:rPr>
@@ -4886,6 +5729,9 @@
             <w:shd w:val="clear" w:color="auto" w:fill="14213D"/>
           </w:tcPr>
           <w:p>
+            <w:pPr>
+              <w:keepNext/>
+            </w:pPr>
             <w:r/>
             <w:r>
               <w:rPr>
@@ -4903,6 +5749,9 @@
             <w:shd w:val="clear" w:color="auto" w:fill="14213D"/>
           </w:tcPr>
           <w:p>
+            <w:pPr>
+              <w:keepNext/>
+            </w:pPr>
             <w:r/>
             <w:r>
               <w:rPr>
@@ -4920,6 +5769,9 @@
             <w:shd w:val="clear" w:color="auto" w:fill="14213D"/>
           </w:tcPr>
           <w:p>
+            <w:pPr>
+              <w:keepNext/>
+            </w:pPr>
             <w:r/>
             <w:r>
               <w:rPr>
@@ -4937,6 +5789,9 @@
             <w:shd w:val="clear" w:color="auto" w:fill="14213D"/>
           </w:tcPr>
           <w:p>
+            <w:pPr>
+              <w:keepNext/>
+            </w:pPr>
             <w:r/>
             <w:r>
               <w:rPr>
@@ -4950,11 +5805,17 @@
         </w:tc>
       </w:tr>
       <w:tr>
+        <w:trPr>
+          <w:cantSplit/>
+        </w:trPr>
         <w:tc>
           <w:tcPr>
             <w:tcW w:type="dxa" w:w="1247"/>
           </w:tcPr>
           <w:p>
+            <w:pPr>
+              <w:keepNext/>
+            </w:pPr>
             <w:r/>
             <w:r>
               <w:rPr>
@@ -4969,6 +5830,9 @@
             <w:tcW w:type="dxa" w:w="2268"/>
           </w:tcPr>
           <w:p>
+            <w:pPr>
+              <w:keepNext/>
+            </w:pPr>
             <w:r/>
             <w:r>
               <w:rPr>
@@ -4983,6 +5847,9 @@
             <w:tcW w:type="dxa" w:w="2608"/>
           </w:tcPr>
           <w:p>
+            <w:pPr>
+              <w:keepNext/>
+            </w:pPr>
             <w:r/>
             <w:r>
               <w:rPr>
@@ -4997,12 +5864,15 @@
             <w:tcW w:type="dxa" w:w="1701"/>
           </w:tcPr>
           <w:p>
+            <w:pPr>
+              <w:keepNext/>
+            </w:pPr>
             <w:r/>
             <w:r>
               <w:rPr>
                 <w:sz w:val="18"/>
               </w:rPr>
-              <w:t>Medium — additive JSON, but touches web tier and feed layer</w:t>
+              <w:t>Medium. Additive JSON, but it touches the web tier and the feed layer</w:t>
             </w:r>
           </w:p>
         </w:tc>
@@ -5011,6 +5881,9 @@
             <w:tcW w:type="dxa" w:w="1587"/>
           </w:tcPr>
           <w:p>
+            <w:pPr>
+              <w:keepNext/>
+            </w:pPr>
             <w:r/>
             <w:r>
               <w:rPr>
@@ -5022,12 +5895,18 @@
         </w:tc>
       </w:tr>
       <w:tr>
+        <w:trPr>
+          <w:cantSplit/>
+        </w:trPr>
         <w:tc>
           <w:tcPr>
             <w:tcW w:type="dxa" w:w="1247"/>
             <w:shd w:val="clear" w:color="auto" w:fill="F4F6FA"/>
           </w:tcPr>
           <w:p>
+            <w:pPr>
+              <w:keepNext/>
+            </w:pPr>
             <w:r/>
             <w:r>
               <w:rPr>
@@ -5043,6 +5922,9 @@
             <w:shd w:val="clear" w:color="auto" w:fill="F4F6FA"/>
           </w:tcPr>
           <w:p>
+            <w:pPr>
+              <w:keepNext/>
+            </w:pPr>
             <w:r/>
             <w:r>
               <w:rPr>
@@ -5058,6 +5940,9 @@
             <w:shd w:val="clear" w:color="auto" w:fill="F4F6FA"/>
           </w:tcPr>
           <w:p>
+            <w:pPr>
+              <w:keepNext/>
+            </w:pPr>
             <w:r/>
             <w:r>
               <w:rPr>
@@ -5073,12 +5958,15 @@
             <w:shd w:val="clear" w:color="auto" w:fill="F4F6FA"/>
           </w:tcPr>
           <w:p>
+            <w:pPr>
+              <w:keepNext/>
+            </w:pPr>
             <w:r/>
             <w:r>
               <w:rPr>
                 <w:sz w:val="18"/>
               </w:rPr>
-              <w:t>Small–medium — the scripts exist; wiring and a session calendar remain</w:t>
+              <w:t>Small to medium. The scripts exist; wiring and a session calendar remain</w:t>
             </w:r>
           </w:p>
         </w:tc>
@@ -5088,6 +5976,9 @@
             <w:shd w:val="clear" w:color="auto" w:fill="F4F6FA"/>
           </w:tcPr>
           <w:p>
+            <w:pPr>
+              <w:keepNext/>
+            </w:pPr>
             <w:r/>
             <w:r>
               <w:rPr>
@@ -5099,6 +5990,9 @@
         </w:tc>
       </w:tr>
       <w:tr>
+        <w:trPr>
+          <w:cantSplit/>
+        </w:trPr>
         <w:tc>
           <w:tcPr>
             <w:tcW w:type="dxa" w:w="1247"/>
@@ -5151,7 +6045,7 @@
               <w:rPr>
                 <w:sz w:val="18"/>
               </w:rPr>
-              <w:t>Small — this report is the draft</w:t>
+              <w:t>Small. This report is the draft</w:t>
             </w:r>
           </w:p>
         </w:tc>
@@ -5185,20 +6079,29 @@
         <w:tblStyle w:val="TableGrid"/>
         <w:tblW w:type="auto" w:w="0"/>
         <w:jc w:val="center"/>
+        <w:tblLayout w:type="fixed"/>
         <w:tblLook w:firstColumn="1" w:firstRow="1" w:lastColumn="0" w:lastRow="0" w:noHBand="0" w:noVBand="1" w:val="04A0"/>
+        <w:tblLayout w:type="fixed"/>
       </w:tblPr>
       <w:tblGrid>
-        <w:gridCol w:w="3137"/>
-        <w:gridCol w:w="3137"/>
-        <w:gridCol w:w="3137"/>
+        <w:gridCol w:w="3061"/>
+        <w:gridCol w:w="1361"/>
+        <w:gridCol w:w="4989"/>
       </w:tblGrid>
       <w:tr>
+        <w:trPr>
+          <w:cantSplit/>
+          <w:tblHeader/>
+        </w:trPr>
         <w:tc>
           <w:tcPr>
             <w:tcW w:type="dxa" w:w="3061"/>
             <w:shd w:val="clear" w:color="auto" w:fill="14213D"/>
           </w:tcPr>
           <w:p>
+            <w:pPr>
+              <w:keepNext/>
+            </w:pPr>
             <w:r/>
             <w:r>
               <w:rPr>
@@ -5216,6 +6119,9 @@
             <w:shd w:val="clear" w:color="auto" w:fill="14213D"/>
           </w:tcPr>
           <w:p>
+            <w:pPr>
+              <w:keepNext/>
+            </w:pPr>
             <w:r/>
             <w:r>
               <w:rPr>
@@ -5233,6 +6139,9 @@
             <w:shd w:val="clear" w:color="auto" w:fill="14213D"/>
           </w:tcPr>
           <w:p>
+            <w:pPr>
+              <w:keepNext/>
+            </w:pPr>
             <w:r/>
             <w:r>
               <w:rPr>
@@ -5246,11 +6155,17 @@
         </w:tc>
       </w:tr>
       <w:tr>
+        <w:trPr>
+          <w:cantSplit/>
+        </w:trPr>
         <w:tc>
           <w:tcPr>
             <w:tcW w:type="dxa" w:w="3061"/>
           </w:tcPr>
           <w:p>
+            <w:pPr>
+              <w:keepNext/>
+            </w:pPr>
             <w:r/>
             <w:r>
               <w:rPr>
@@ -5266,6 +6181,9 @@
             <w:shd w:val="clear" w:color="auto" w:fill="E76F51"/>
           </w:tcPr>
           <w:p>
+            <w:pPr>
+              <w:keepNext/>
+            </w:pPr>
             <w:r/>
             <w:r>
               <w:rPr>
@@ -5282,6 +6200,9 @@
             <w:tcW w:type="dxa" w:w="4989"/>
           </w:tcPr>
           <w:p>
+            <w:pPr>
+              <w:keepNext/>
+            </w:pPr>
             <w:r/>
             <w:r>
               <w:rPr>
@@ -5293,12 +6214,18 @@
         </w:tc>
       </w:tr>
       <w:tr>
+        <w:trPr>
+          <w:cantSplit/>
+        </w:trPr>
         <w:tc>
           <w:tcPr>
             <w:tcW w:type="dxa" w:w="3061"/>
             <w:shd w:val="clear" w:color="auto" w:fill="F4F6FA"/>
           </w:tcPr>
           <w:p>
+            <w:pPr>
+              <w:keepNext/>
+            </w:pPr>
             <w:r/>
             <w:r>
               <w:rPr>
@@ -5314,6 +6241,9 @@
             <w:shd w:val="clear" w:color="auto" w:fill="E9A23B"/>
           </w:tcPr>
           <w:p>
+            <w:pPr>
+              <w:keepNext/>
+            </w:pPr>
             <w:r/>
             <w:r>
               <w:rPr>
@@ -5331,6 +6261,9 @@
             <w:shd w:val="clear" w:color="auto" w:fill="F4F6FA"/>
           </w:tcPr>
           <w:p>
+            <w:pPr>
+              <w:keepNext/>
+            </w:pPr>
             <w:r/>
             <w:r>
               <w:rPr>
@@ -5342,11 +6275,17 @@
         </w:tc>
       </w:tr>
       <w:tr>
+        <w:trPr>
+          <w:cantSplit/>
+        </w:trPr>
         <w:tc>
           <w:tcPr>
             <w:tcW w:type="dxa" w:w="3061"/>
           </w:tcPr>
           <w:p>
+            <w:pPr>
+              <w:keepNext/>
+            </w:pPr>
             <w:r/>
             <w:r>
               <w:rPr>
@@ -5362,6 +6301,9 @@
             <w:shd w:val="clear" w:color="auto" w:fill="E76F51"/>
           </w:tcPr>
           <w:p>
+            <w:pPr>
+              <w:keepNext/>
+            </w:pPr>
             <w:r/>
             <w:r>
               <w:rPr>
@@ -5378,6 +6320,9 @@
             <w:tcW w:type="dxa" w:w="4989"/>
           </w:tcPr>
           <w:p>
+            <w:pPr>
+              <w:keepNext/>
+            </w:pPr>
             <w:r/>
             <w:r>
               <w:rPr>
@@ -5389,12 +6334,18 @@
         </w:tc>
       </w:tr>
       <w:tr>
+        <w:trPr>
+          <w:cantSplit/>
+        </w:trPr>
         <w:tc>
           <w:tcPr>
             <w:tcW w:type="dxa" w:w="3061"/>
             <w:shd w:val="clear" w:color="auto" w:fill="F4F6FA"/>
           </w:tcPr>
           <w:p>
+            <w:pPr>
+              <w:keepNext/>
+            </w:pPr>
             <w:r/>
             <w:r>
               <w:rPr>
@@ -5410,6 +6361,9 @@
             <w:shd w:val="clear" w:color="auto" w:fill="E76F51"/>
           </w:tcPr>
           <w:p>
+            <w:pPr>
+              <w:keepNext/>
+            </w:pPr>
             <w:r/>
             <w:r>
               <w:rPr>
@@ -5427,6 +6381,9 @@
             <w:shd w:val="clear" w:color="auto" w:fill="F4F6FA"/>
           </w:tcPr>
           <w:p>
+            <w:pPr>
+              <w:keepNext/>
+            </w:pPr>
             <w:r/>
             <w:r>
               <w:rPr>
@@ -5438,11 +6395,17 @@
         </w:tc>
       </w:tr>
       <w:tr>
+        <w:trPr>
+          <w:cantSplit/>
+        </w:trPr>
         <w:tc>
           <w:tcPr>
             <w:tcW w:type="dxa" w:w="3061"/>
           </w:tcPr>
           <w:p>
+            <w:pPr>
+              <w:keepNext/>
+            </w:pPr>
             <w:r/>
             <w:r>
               <w:rPr>
@@ -5458,6 +6421,9 @@
             <w:shd w:val="clear" w:color="auto" w:fill="E76F51"/>
           </w:tcPr>
           <w:p>
+            <w:pPr>
+              <w:keepNext/>
+            </w:pPr>
             <w:r/>
             <w:r>
               <w:rPr>
@@ -5474,6 +6440,9 @@
             <w:tcW w:type="dxa" w:w="4989"/>
           </w:tcPr>
           <w:p>
+            <w:pPr>
+              <w:keepNext/>
+            </w:pPr>
             <w:r/>
             <w:r>
               <w:rPr>
@@ -5485,12 +6454,18 @@
         </w:tc>
       </w:tr>
       <w:tr>
+        <w:trPr>
+          <w:cantSplit/>
+        </w:trPr>
         <w:tc>
           <w:tcPr>
             <w:tcW w:type="dxa" w:w="3061"/>
             <w:shd w:val="clear" w:color="auto" w:fill="F4F6FA"/>
           </w:tcPr>
           <w:p>
+            <w:pPr>
+              <w:keepNext/>
+            </w:pPr>
             <w:r/>
             <w:r>
               <w:rPr>
@@ -5506,6 +6481,9 @@
             <w:shd w:val="clear" w:color="auto" w:fill="E76F51"/>
           </w:tcPr>
           <w:p>
+            <w:pPr>
+              <w:keepNext/>
+            </w:pPr>
             <w:r/>
             <w:r>
               <w:rPr>
@@ -5523,6 +6501,9 @@
             <w:shd w:val="clear" w:color="auto" w:fill="F4F6FA"/>
           </w:tcPr>
           <w:p>
+            <w:pPr>
+              <w:keepNext/>
+            </w:pPr>
             <w:r/>
             <w:r>
               <w:rPr>
@@ -5534,11 +6515,17 @@
         </w:tc>
       </w:tr>
       <w:tr>
+        <w:trPr>
+          <w:cantSplit/>
+        </w:trPr>
         <w:tc>
           <w:tcPr>
             <w:tcW w:type="dxa" w:w="3061"/>
           </w:tcPr>
           <w:p>
+            <w:pPr>
+              <w:keepNext/>
+            </w:pPr>
             <w:r/>
             <w:r>
               <w:rPr>
@@ -5554,6 +6541,9 @@
             <w:shd w:val="clear" w:color="auto" w:fill="E76F51"/>
           </w:tcPr>
           <w:p>
+            <w:pPr>
+              <w:keepNext/>
+            </w:pPr>
             <w:r/>
             <w:r>
               <w:rPr>
@@ -5570,6 +6560,9 @@
             <w:tcW w:type="dxa" w:w="4989"/>
           </w:tcPr>
           <w:p>
+            <w:pPr>
+              <w:keepNext/>
+            </w:pPr>
             <w:r/>
             <w:r>
               <w:rPr>
@@ -5581,6 +6574,9 @@
         </w:tc>
       </w:tr>
       <w:tr>
+        <w:trPr>
+          <w:cantSplit/>
+        </w:trPr>
         <w:tc>
           <w:tcPr>
             <w:tcW w:type="dxa" w:w="3061"/>
@@ -5624,7 +6620,7 @@
               <w:rPr>
                 <w:sz w:val="19"/>
               </w:rPr>
-              <w:t>Out of scope — shared free demo</w:t>
+              <w:t>Out of scope: shared free demo</w:t>
             </w:r>
           </w:p>
         </w:tc>
@@ -5636,7 +6632,7 @@
         <w:pStyle w:val="Heading1"/>
       </w:pPr>
       <w:r>
-        <w:t>Appendix — reproduce offline</w:t>
+        <w:t>Appendix: reproduce offline</w:t>
       </w:r>
     </w:p>
     <w:p>
@@ -5692,19 +6688,28 @@
         <w:tblStyle w:val="TableGrid"/>
         <w:tblW w:type="auto" w:w="0"/>
         <w:jc w:val="center"/>
+        <w:tblLayout w:type="fixed"/>
         <w:tblLook w:firstColumn="1" w:firstRow="1" w:lastColumn="0" w:lastRow="0" w:noHBand="0" w:noVBand="1" w:val="04A0"/>
+        <w:tblLayout w:type="fixed"/>
       </w:tblPr>
       <w:tblGrid>
-        <w:gridCol w:w="4706"/>
-        <w:gridCol w:w="4706"/>
+        <w:gridCol w:w="3061"/>
+        <w:gridCol w:w="6350"/>
       </w:tblGrid>
       <w:tr>
+        <w:trPr>
+          <w:cantSplit/>
+          <w:tblHeader/>
+        </w:trPr>
         <w:tc>
           <w:tcPr>
             <w:tcW w:type="dxa" w:w="3061"/>
             <w:shd w:val="clear" w:color="auto" w:fill="14213D"/>
           </w:tcPr>
           <w:p>
+            <w:pPr>
+              <w:keepNext/>
+            </w:pPr>
             <w:r/>
             <w:r>
               <w:rPr>
@@ -5722,6 +6727,9 @@
             <w:shd w:val="clear" w:color="auto" w:fill="14213D"/>
           </w:tcPr>
           <w:p>
+            <w:pPr>
+              <w:keepNext/>
+            </w:pPr>
             <w:r/>
             <w:r>
               <w:rPr>
@@ -5735,11 +6743,17 @@
         </w:tc>
       </w:tr>
       <w:tr>
+        <w:trPr>
+          <w:cantSplit/>
+        </w:trPr>
         <w:tc>
           <w:tcPr>
             <w:tcW w:type="dxa" w:w="3061"/>
           </w:tcPr>
           <w:p>
+            <w:pPr>
+              <w:keepNext/>
+            </w:pPr>
             <w:r/>
             <w:r>
               <w:rPr>
@@ -5754,6 +6768,9 @@
             <w:tcW w:type="dxa" w:w="6350"/>
           </w:tcPr>
           <w:p>
+            <w:pPr>
+              <w:keepNext/>
+            </w:pPr>
             <w:r/>
             <w:r>
               <w:rPr>
@@ -5765,12 +6782,18 @@
         </w:tc>
       </w:tr>
       <w:tr>
+        <w:trPr>
+          <w:cantSplit/>
+        </w:trPr>
         <w:tc>
           <w:tcPr>
             <w:tcW w:type="dxa" w:w="3061"/>
             <w:shd w:val="clear" w:color="auto" w:fill="F4F6FA"/>
           </w:tcPr>
           <w:p>
+            <w:pPr>
+              <w:keepNext/>
+            </w:pPr>
             <w:r/>
             <w:r>
               <w:rPr>
@@ -5786,6 +6809,9 @@
             <w:shd w:val="clear" w:color="auto" w:fill="F4F6FA"/>
           </w:tcPr>
           <w:p>
+            <w:pPr>
+              <w:keepNext/>
+            </w:pPr>
             <w:r/>
             <w:r>
               <w:rPr>
@@ -5797,11 +6823,17 @@
         </w:tc>
       </w:tr>
       <w:tr>
+        <w:trPr>
+          <w:cantSplit/>
+        </w:trPr>
         <w:tc>
           <w:tcPr>
             <w:tcW w:type="dxa" w:w="3061"/>
           </w:tcPr>
           <w:p>
+            <w:pPr>
+              <w:keepNext/>
+            </w:pPr>
             <w:r/>
             <w:r>
               <w:rPr>
@@ -5816,6 +6848,9 @@
             <w:tcW w:type="dxa" w:w="6350"/>
           </w:tcPr>
           <w:p>
+            <w:pPr>
+              <w:keepNext/>
+            </w:pPr>
             <w:r/>
             <w:r>
               <w:rPr>
@@ -5827,12 +6862,18 @@
         </w:tc>
       </w:tr>
       <w:tr>
+        <w:trPr>
+          <w:cantSplit/>
+        </w:trPr>
         <w:tc>
           <w:tcPr>
             <w:tcW w:type="dxa" w:w="3061"/>
             <w:shd w:val="clear" w:color="auto" w:fill="F4F6FA"/>
           </w:tcPr>
           <w:p>
+            <w:pPr>
+              <w:keepNext/>
+            </w:pPr>
             <w:r/>
             <w:r>
               <w:rPr>
@@ -5848,6 +6889,9 @@
             <w:shd w:val="clear" w:color="auto" w:fill="F4F6FA"/>
           </w:tcPr>
           <w:p>
+            <w:pPr>
+              <w:keepNext/>
+            </w:pPr>
             <w:r/>
             <w:r>
               <w:rPr>
@@ -5859,6 +6903,9 @@
         </w:tc>
       </w:tr>
       <w:tr>
+        <w:trPr>
+          <w:cantSplit/>
+        </w:trPr>
         <w:tc>
           <w:tcPr>
             <w:tcW w:type="dxa" w:w="3061"/>
